--- a/SGB_Functionality_Audit_2026/02_School_Mission_Statement/SCHOOL_MISSION_STATEMENT.docx
+++ b/SGB_Functionality_Audit_2026/02_School_Mission_Statement/SCHOOL_MISSION_STATEMENT.docx
@@ -759,6 +759,7 @@
     </w:p>
     <w:p>
       <w:pPr>
+        <w:keepLines/>
         <w:spacing w:after="0" w:before="0" w:line="300"/>
         <w:ind w:left="0"/>
         <w:jc w:val="both"/>
@@ -814,6 +815,7 @@
     </w:p>
     <w:p>
       <w:pPr>
+        <w:keepLines/>
         <w:spacing w:after="0" w:before="0" w:line="300"/>
         <w:ind w:left="566"/>
         <w:jc w:val="both"/>
@@ -869,6 +871,7 @@
     </w:p>
     <w:p>
       <w:pPr>
+        <w:keepLines/>
         <w:spacing w:after="0" w:before="0" w:line="300"/>
         <w:ind w:left="566"/>
         <w:jc w:val="both"/>
@@ -885,6 +888,7 @@
     </w:p>
     <w:p>
       <w:pPr>
+        <w:keepLines/>
         <w:spacing w:after="0" w:before="100" w:line="300"/>
         <w:ind w:left="566"/>
         <w:jc w:val="both"/>
@@ -940,6 +944,7 @@
     </w:p>
     <w:p>
       <w:pPr>
+        <w:keepLines/>
         <w:spacing w:after="0" w:before="0" w:line="300"/>
         <w:ind w:left="566"/>
         <w:jc w:val="both"/>
@@ -995,6 +1000,7 @@
     </w:p>
     <w:p>
       <w:pPr>
+        <w:keepLines/>
         <w:spacing w:after="0" w:before="0" w:line="300"/>
         <w:ind w:left="566"/>
         <w:jc w:val="both"/>
@@ -1011,6 +1017,7 @@
     </w:p>
     <w:p>
       <w:pPr>
+        <w:keepLines/>
         <w:spacing w:after="0" w:before="100" w:line="300"/>
         <w:ind w:left="566"/>
         <w:jc w:val="both"/>
@@ -1027,6 +1034,7 @@
     </w:p>
     <w:p>
       <w:pPr>
+        <w:keepLines/>
         <w:spacing w:after="0" w:before="100" w:line="300"/>
         <w:ind w:left="566"/>
         <w:jc w:val="both"/>
@@ -1043,6 +1051,7 @@
     </w:p>
     <w:p>
       <w:pPr>
+        <w:keepLines/>
         <w:spacing w:after="0" w:before="100" w:line="300"/>
         <w:ind w:left="566"/>
         <w:jc w:val="both"/>
@@ -1059,6 +1068,7 @@
     </w:p>
     <w:p>
       <w:pPr>
+        <w:keepLines/>
         <w:spacing w:after="0" w:before="100" w:line="300"/>
         <w:ind w:left="566"/>
         <w:jc w:val="both"/>
@@ -1075,6 +1085,7 @@
     </w:p>
     <w:p>
       <w:pPr>
+        <w:keepLines/>
         <w:spacing w:after="0" w:before="100" w:line="300"/>
         <w:ind w:left="566"/>
         <w:jc w:val="both"/>
@@ -1170,6 +1181,7 @@
     </w:p>
     <w:p>
       <w:pPr>
+        <w:keepLines/>
         <w:spacing w:after="0" w:before="0" w:line="300"/>
         <w:ind w:left="566"/>
         <w:jc w:val="both"/>
@@ -1226,6 +1238,7 @@
     </w:p>
     <w:p>
       <w:pPr>
+        <w:keepLines/>
         <w:spacing w:after="0" w:before="0" w:line="300"/>
         <w:ind w:left="566"/>
         <w:jc w:val="both"/>
@@ -1242,6 +1255,7 @@
     </w:p>
     <w:p>
       <w:pPr>
+        <w:keepLines/>
         <w:tabs>
           <w:tab w:val="left" w:pos="1247"/>
         </w:tabs>
@@ -1282,6 +1296,7 @@
     </w:p>
     <w:p>
       <w:pPr>
+        <w:keepLines/>
         <w:spacing w:after="0" w:before="0" w:line="300"/>
         <w:ind w:left="1247"/>
         <w:jc w:val="both"/>
@@ -1298,6 +1313,7 @@
     </w:p>
     <w:p>
       <w:pPr>
+        <w:keepLines/>
         <w:tabs>
           <w:tab w:val="left" w:pos="1247"/>
         </w:tabs>
@@ -1338,6 +1354,7 @@
     </w:p>
     <w:p>
       <w:pPr>
+        <w:keepLines/>
         <w:spacing w:after="0" w:before="0" w:line="300"/>
         <w:ind w:left="1247"/>
         <w:jc w:val="both"/>
@@ -1354,6 +1371,7 @@
     </w:p>
     <w:p>
       <w:pPr>
+        <w:keepLines/>
         <w:spacing w:after="0" w:before="100" w:line="300"/>
         <w:ind w:left="1247"/>
         <w:jc w:val="both"/>
@@ -1370,6 +1388,7 @@
     </w:p>
     <w:p>
       <w:pPr>
+        <w:keepLines/>
         <w:tabs>
           <w:tab w:val="left" w:pos="1247"/>
         </w:tabs>
@@ -1410,6 +1429,7 @@
     </w:p>
     <w:p>
       <w:pPr>
+        <w:keepLines/>
         <w:spacing w:after="0" w:before="0" w:line="300"/>
         <w:ind w:left="1247"/>
         <w:jc w:val="both"/>
@@ -1426,6 +1446,7 @@
     </w:p>
     <w:p>
       <w:pPr>
+        <w:keepLines/>
         <w:spacing w:after="0" w:before="100" w:line="300"/>
         <w:ind w:left="1247"/>
         <w:jc w:val="both"/>
@@ -1442,6 +1463,7 @@
     </w:p>
     <w:p>
       <w:pPr>
+        <w:keepLines/>
         <w:tabs>
           <w:tab w:val="left" w:pos="1247"/>
         </w:tabs>
@@ -1482,6 +1504,7 @@
     </w:p>
     <w:p>
       <w:pPr>
+        <w:keepLines/>
         <w:spacing w:after="0" w:before="0" w:line="300"/>
         <w:ind w:left="1247"/>
         <w:jc w:val="both"/>
@@ -1498,6 +1521,7 @@
     </w:p>
     <w:p>
       <w:pPr>
+        <w:keepLines/>
         <w:tabs>
           <w:tab w:val="left" w:pos="1247"/>
         </w:tabs>
@@ -1538,6 +1562,7 @@
     </w:p>
     <w:p>
       <w:pPr>
+        <w:keepLines/>
         <w:spacing w:after="0" w:before="0" w:line="300"/>
         <w:ind w:left="1247"/>
         <w:jc w:val="both"/>
@@ -1554,6 +1579,7 @@
     </w:p>
     <w:p>
       <w:pPr>
+        <w:keepLines/>
         <w:spacing w:after="0" w:before="100" w:line="300"/>
         <w:ind w:left="1247"/>
         <w:jc w:val="both"/>
@@ -1570,6 +1596,7 @@
     </w:p>
     <w:p>
       <w:pPr>
+        <w:keepLines/>
         <w:spacing w:after="0" w:before="100" w:line="300"/>
         <w:ind w:left="1247"/>
         <w:jc w:val="both"/>
@@ -1586,6 +1613,7 @@
     </w:p>
     <w:p>
       <w:pPr>
+        <w:keepLines/>
         <w:tabs>
           <w:tab w:val="left" w:pos="1247"/>
         </w:tabs>
@@ -1626,6 +1654,7 @@
     </w:p>
     <w:p>
       <w:pPr>
+        <w:keepLines/>
         <w:spacing w:after="0" w:before="0" w:line="300"/>
         <w:ind w:left="1247"/>
         <w:jc w:val="both"/>
@@ -1642,6 +1671,7 @@
     </w:p>
     <w:p>
       <w:pPr>
+        <w:keepLines/>
         <w:tabs>
           <w:tab w:val="left" w:pos="1247"/>
         </w:tabs>
@@ -1682,6 +1712,7 @@
     </w:p>
     <w:p>
       <w:pPr>
+        <w:keepLines/>
         <w:spacing w:after="0" w:before="0" w:line="300"/>
         <w:ind w:left="1247"/>
         <w:jc w:val="both"/>
@@ -1698,6 +1729,7 @@
     </w:p>
     <w:p>
       <w:pPr>
+        <w:keepLines/>
         <w:tabs>
           <w:tab w:val="left" w:pos="1247"/>
         </w:tabs>
@@ -1738,6 +1770,7 @@
     </w:p>
     <w:p>
       <w:pPr>
+        <w:keepLines/>
         <w:spacing w:after="0" w:before="0" w:line="300"/>
         <w:ind w:left="1247"/>
         <w:jc w:val="both"/>
@@ -1754,6 +1787,7 @@
     </w:p>
     <w:p>
       <w:pPr>
+        <w:keepLines/>
         <w:spacing w:after="0" w:before="100" w:line="300"/>
         <w:ind w:left="1247"/>
         <w:jc w:val="both"/>
@@ -1770,6 +1804,7 @@
     </w:p>
     <w:p>
       <w:pPr>
+        <w:keepLines/>
         <w:tabs>
           <w:tab w:val="left" w:pos="1247"/>
         </w:tabs>
@@ -1810,6 +1845,7 @@
     </w:p>
     <w:p>
       <w:pPr>
+        <w:keepLines/>
         <w:spacing w:after="0" w:before="0" w:line="300"/>
         <w:ind w:left="1247"/>
         <w:jc w:val="both"/>
@@ -1826,6 +1862,7 @@
     </w:p>
     <w:p>
       <w:pPr>
+        <w:keepLines/>
         <w:tabs>
           <w:tab w:val="left" w:pos="1247"/>
         </w:tabs>
@@ -1866,6 +1903,7 @@
     </w:p>
     <w:p>
       <w:pPr>
+        <w:keepLines/>
         <w:spacing w:after="0" w:before="0" w:line="300"/>
         <w:ind w:left="1247"/>
         <w:jc w:val="both"/>
@@ -1882,6 +1920,7 @@
     </w:p>
     <w:p>
       <w:pPr>
+        <w:keepLines/>
         <w:spacing w:after="0" w:before="100" w:line="300"/>
         <w:ind w:left="1247"/>
         <w:jc w:val="both"/>
@@ -1898,6 +1937,7 @@
     </w:p>
     <w:p>
       <w:pPr>
+        <w:keepLines/>
         <w:spacing w:after="0" w:before="100" w:line="300"/>
         <w:ind w:left="1247"/>
         <w:jc w:val="both"/>
@@ -1914,6 +1954,7 @@
     </w:p>
     <w:p>
       <w:pPr>
+        <w:keepLines/>
         <w:spacing w:after="0" w:before="100" w:line="300"/>
         <w:ind w:left="1247"/>
         <w:jc w:val="both"/>
@@ -1930,6 +1971,7 @@
     </w:p>
     <w:p>
       <w:pPr>
+        <w:keepLines/>
         <w:tabs>
           <w:tab w:val="left" w:pos="1247"/>
         </w:tabs>
@@ -1970,6 +2012,7 @@
     </w:p>
     <w:p>
       <w:pPr>
+        <w:keepLines/>
         <w:spacing w:after="0" w:before="0" w:line="300"/>
         <w:ind w:left="1247"/>
         <w:jc w:val="both"/>
@@ -1986,6 +2029,7 @@
     </w:p>
     <w:p>
       <w:pPr>
+        <w:keepLines/>
         <w:spacing w:after="0" w:before="100" w:line="300"/>
         <w:ind w:left="1247"/>
         <w:jc w:val="both"/>
@@ -2002,6 +2046,7 @@
     </w:p>
     <w:p>
       <w:pPr>
+        <w:keepLines/>
         <w:spacing w:after="0" w:before="100" w:line="300"/>
         <w:ind w:left="1247"/>
         <w:jc w:val="both"/>
@@ -2018,6 +2063,7 @@
     </w:p>
     <w:p>
       <w:pPr>
+        <w:keepLines/>
         <w:spacing w:after="0" w:before="100" w:line="300"/>
         <w:ind w:left="1247"/>
         <w:jc w:val="both"/>
@@ -2074,6 +2120,7 @@
     </w:p>
     <w:p>
       <w:pPr>
+        <w:keepLines/>
         <w:spacing w:after="0" w:before="0" w:line="300"/>
         <w:ind w:left="566"/>
         <w:jc w:val="both"/>
@@ -2090,6 +2137,7 @@
     </w:p>
     <w:p>
       <w:pPr>
+        <w:keepLines/>
         <w:spacing w:after="0" w:before="100" w:line="300"/>
         <w:ind w:left="566"/>
         <w:jc w:val="both"/>
@@ -2113,16 +2161,19 @@
     <w:tbl>
       <w:tblPr>
         <w:tblW w:type="dxa" w:w="10771"/>
+        <w:jc w:val="center"/>
         <w:tblBorders>
-          <w:top w:val="none"/>
-          <w:left w:val="none"/>
-          <w:bottom w:val="none"/>
-          <w:right w:val="none"/>
-          <w:insideH w:val="none"/>
-          <w:insideV w:val="none"/>
+          <w:top w:val="single" w:color="auto" w:sz="4"/>
+          <w:left w:val="single" w:color="auto" w:sz="4"/>
+          <w:bottom w:val="single" w:color="auto" w:sz="4"/>
+          <w:right w:val="single" w:color="auto" w:sz="4"/>
+          <w:insideH w:val="single" w:color="auto" w:sz="4"/>
+          <w:insideV w:val="single" w:color="auto" w:sz="4"/>
         </w:tblBorders>
       </w:tblPr>
       <w:tblGrid>
+        <w:gridCol w:w="100"/>
+        <w:gridCol w:w="100"/>
         <w:gridCol w:w="100"/>
         <w:gridCol w:w="100"/>
         <w:gridCol w:w="100"/>
@@ -2134,7 +2185,7 @@
         <w:tc>
           <w:tcPr>
             <w:tcW w:type="dxa" w:w="10771"/>
-            <w:gridSpan w:val="3"/>
+            <w:gridSpan w:val="5"/>
             <w:tcMar>
               <w:top w:type="dxa" w:w="160"/>
               <w:left w:type="dxa" w:w="0"/>
@@ -2168,7 +2219,7 @@
         <w:tc>
           <w:tcPr>
             <w:tcW w:type="dxa" w:w="10771"/>
-            <w:gridSpan w:val="3"/>
+            <w:gridSpan w:val="5"/>
             <w:tcMar>
               <w:top w:type="dxa" w:w="20"/>
               <w:left w:type="dxa" w:w="0"/>
@@ -2200,7 +2251,7 @@
         </w:trPr>
         <w:tc>
           <w:tcPr>
-            <w:tcW w:type="dxa" w:w="3590"/>
+            <w:tcW w:type="dxa" w:w="3401"/>
             <w:tcBorders>
               <w:top w:val="single" w:color="CBD5E1" w:sz="4"/>
               <w:left w:val="single" w:color="CBD5E1" w:sz="4"/>
@@ -2208,10 +2259,10 @@
               <w:right w:val="single" w:color="CBD5E1" w:sz="4"/>
             </w:tcBorders>
             <w:tcMar>
-              <w:top w:type="dxa" w:w="60"/>
-              <w:left w:type="dxa" w:w="80"/>
-              <w:bottom w:type="dxa" w:w="60"/>
-              <w:right w:type="dxa" w:w="80"/>
+              <w:top w:type="dxa" w:w="120"/>
+              <w:left w:type="dxa" w:w="140"/>
+              <w:bottom w:type="dxa" w:w="120"/>
+              <w:right w:type="dxa" w:w="140"/>
             </w:tcMar>
           </w:tcPr>
           <w:p>
@@ -2313,351 +2364,7 @@
         </w:tc>
         <w:tc>
           <w:tcPr>
-            <w:tcW w:type="dxa" w:w="3590"/>
-            <w:tcBorders>
-              <w:top w:val="single" w:color="CBD5E1" w:sz="4"/>
-              <w:left w:val="single" w:color="CBD5E1" w:sz="4"/>
-              <w:bottom w:val="single" w:color="CBD5E1" w:sz="4"/>
-              <w:right w:val="single" w:color="CBD5E1" w:sz="4"/>
-            </w:tcBorders>
-            <w:tcMar>
-              <w:top w:type="dxa" w:w="60"/>
-              <w:left w:type="dxa" w:w="80"/>
-              <w:bottom w:type="dxa" w:w="60"/>
-              <w:right w:type="dxa" w:w="80"/>
-            </w:tcMar>
-          </w:tcPr>
-          <w:p>
-            <w:pPr>
-              <w:spacing w:after="0" w:before="200"/>
-            </w:pPr>
-          </w:p>
-          <w:p>
-            <w:pPr>
-              <w:pBdr>
-                <w:bottom w:val="single" w:color="0C2340" w:sz="8"/>
-              </w:pBdr>
-              <w:spacing w:after="10" w:before="0"/>
-            </w:pPr>
-          </w:p>
-          <w:p>
-            <w:pPr>
-              <w:spacing w:after="90" w:before="0"/>
-            </w:pPr>
-            <w:r>
-              <w:rPr>
-                <w:rFonts w:ascii="Aptos" w:cs="Aptos" w:eastAsia="Aptos" w:hAnsi="Aptos"/>
-                <w:b/>
-                <w:bCs/>
-                <w:color w:val="64748B"/>
-                <w:sz w:val="14"/>
-                <w:szCs w:val="14"/>
-              </w:rPr>
-              <w:t xml:space="preserve">SIGNATURE</w:t>
-            </w:r>
-          </w:p>
-          <w:p>
-            <w:pPr>
-              <w:spacing w:after="15" w:before="0"/>
-            </w:pPr>
-            <w:r>
-              <w:rPr>
-                <w:rFonts w:ascii="Aptos" w:cs="Aptos" w:eastAsia="Aptos" w:hAnsi="Aptos"/>
-                <w:b/>
-                <w:bCs/>
-                <w:color w:val="64748B"/>
-                <w:sz w:val="18"/>
-                <w:szCs w:val="18"/>
-              </w:rPr>
-              <w:t xml:space="preserve">NAME: </w:t>
-            </w:r>
-            <w:r>
-              <w:rPr>
-                <w:rFonts w:ascii="Aptos" w:cs="Aptos" w:eastAsia="Aptos" w:hAnsi="Aptos"/>
-                <w:color w:val="94A3B8"/>
-                <w:sz w:val="18"/>
-                <w:szCs w:val="18"/>
-              </w:rPr>
-              <w:t xml:space="preserve">______________________</w:t>
-            </w:r>
-          </w:p>
-          <w:p>
-            <w:pPr>
-              <w:spacing w:after="20" w:before="0"/>
-            </w:pPr>
-            <w:r>
-              <w:rPr>
-                <w:rFonts w:ascii="Aptos" w:cs="Aptos" w:eastAsia="Aptos" w:hAnsi="Aptos"/>
-                <w:b/>
-                <w:bCs/>
-                <w:color w:val="0C2340"/>
-                <w:sz w:val="19"/>
-                <w:szCs w:val="19"/>
-              </w:rPr>
-              <w:t xml:space="preserve">SGB TREASURER</w:t>
-            </w:r>
-          </w:p>
-          <w:p>
-            <w:pPr>
-              <w:spacing w:after="0" w:before="40"/>
-              <w:jc w:val="right"/>
-            </w:pPr>
-            <w:r>
-              <w:rPr>
-                <w:rFonts w:ascii="Aptos" w:cs="Aptos" w:eastAsia="Aptos" w:hAnsi="Aptos"/>
-                <w:b/>
-                <w:bCs/>
-                <w:color w:val="64748B"/>
-                <w:sz w:val="18"/>
-                <w:szCs w:val="18"/>
-              </w:rPr>
-              <w:t xml:space="preserve">DATE: </w:t>
-            </w:r>
-            <w:r>
-              <w:rPr>
-                <w:rFonts w:ascii="Aptos" w:cs="Aptos" w:eastAsia="Aptos" w:hAnsi="Aptos"/>
-                <w:color w:val="94A3B8"/>
-                <w:sz w:val="18"/>
-                <w:szCs w:val="18"/>
-              </w:rPr>
-              <w:t xml:space="preserve">__________________</w:t>
-            </w:r>
-          </w:p>
-        </w:tc>
-        <w:tc>
-          <w:tcPr>
-            <w:tcW w:type="dxa" w:w="3590"/>
-            <w:tcBorders>
-              <w:top w:val="single" w:color="CBD5E1" w:sz="4"/>
-              <w:left w:val="single" w:color="CBD5E1" w:sz="4"/>
-              <w:bottom w:val="single" w:color="CBD5E1" w:sz="4"/>
-              <w:right w:val="single" w:color="CBD5E1" w:sz="4"/>
-            </w:tcBorders>
-            <w:tcMar>
-              <w:top w:type="dxa" w:w="60"/>
-              <w:left w:type="dxa" w:w="80"/>
-              <w:bottom w:type="dxa" w:w="60"/>
-              <w:right w:type="dxa" w:w="80"/>
-            </w:tcMar>
-          </w:tcPr>
-          <w:p>
-            <w:pPr>
-              <w:spacing w:after="0" w:before="200"/>
-            </w:pPr>
-          </w:p>
-          <w:p>
-            <w:pPr>
-              <w:pBdr>
-                <w:bottom w:val="single" w:color="0C2340" w:sz="8"/>
-              </w:pBdr>
-              <w:spacing w:after="10" w:before="0"/>
-            </w:pPr>
-          </w:p>
-          <w:p>
-            <w:pPr>
-              <w:spacing w:after="90" w:before="0"/>
-            </w:pPr>
-            <w:r>
-              <w:rPr>
-                <w:rFonts w:ascii="Aptos" w:cs="Aptos" w:eastAsia="Aptos" w:hAnsi="Aptos"/>
-                <w:b/>
-                <w:bCs/>
-                <w:color w:val="64748B"/>
-                <w:sz w:val="14"/>
-                <w:szCs w:val="14"/>
-              </w:rPr>
-              <w:t xml:space="preserve">SIGNATURE</w:t>
-            </w:r>
-          </w:p>
-          <w:p>
-            <w:pPr>
-              <w:spacing w:after="15" w:before="0"/>
-            </w:pPr>
-            <w:r>
-              <w:rPr>
-                <w:rFonts w:ascii="Aptos" w:cs="Aptos" w:eastAsia="Aptos" w:hAnsi="Aptos"/>
-                <w:b/>
-                <w:bCs/>
-                <w:color w:val="64748B"/>
-                <w:sz w:val="18"/>
-                <w:szCs w:val="18"/>
-              </w:rPr>
-              <w:t xml:space="preserve">NAME: </w:t>
-            </w:r>
-            <w:r>
-              <w:rPr>
-                <w:rFonts w:ascii="Aptos" w:cs="Aptos" w:eastAsia="Aptos" w:hAnsi="Aptos"/>
-                <w:color w:val="94A3B8"/>
-                <w:sz w:val="18"/>
-                <w:szCs w:val="18"/>
-              </w:rPr>
-              <w:t xml:space="preserve">______________________</w:t>
-            </w:r>
-          </w:p>
-          <w:p>
-            <w:pPr>
-              <w:spacing w:after="20" w:before="0"/>
-            </w:pPr>
-            <w:r>
-              <w:rPr>
-                <w:rFonts w:ascii="Aptos" w:cs="Aptos" w:eastAsia="Aptos" w:hAnsi="Aptos"/>
-                <w:b/>
-                <w:bCs/>
-                <w:color w:val="0C2340"/>
-                <w:sz w:val="19"/>
-                <w:szCs w:val="19"/>
-              </w:rPr>
-              <w:t xml:space="preserve">SCHOOL PRINCIPAL</w:t>
-            </w:r>
-          </w:p>
-          <w:p>
-            <w:pPr>
-              <w:spacing w:after="0" w:before="40"/>
-              <w:jc w:val="right"/>
-            </w:pPr>
-            <w:r>
-              <w:rPr>
-                <w:rFonts w:ascii="Aptos" w:cs="Aptos" w:eastAsia="Aptos" w:hAnsi="Aptos"/>
-                <w:b/>
-                <w:bCs/>
-                <w:color w:val="64748B"/>
-                <w:sz w:val="18"/>
-                <w:szCs w:val="18"/>
-              </w:rPr>
-              <w:t xml:space="preserve">DATE: </w:t>
-            </w:r>
-            <w:r>
-              <w:rPr>
-                <w:rFonts w:ascii="Aptos" w:cs="Aptos" w:eastAsia="Aptos" w:hAnsi="Aptos"/>
-                <w:color w:val="94A3B8"/>
-                <w:sz w:val="18"/>
-                <w:szCs w:val="18"/>
-              </w:rPr>
-              <w:t xml:space="preserve">__________________</w:t>
-            </w:r>
-          </w:p>
-        </w:tc>
-      </w:tr>
-      <w:tr>
-        <w:trPr>
-          <w:cantSplit/>
-        </w:trPr>
-        <w:tc>
-          <w:tcPr>
-            <w:tcW w:type="dxa" w:w="3590"/>
-            <w:tcBorders>
-              <w:top w:val="single" w:color="CBD5E1" w:sz="4"/>
-              <w:left w:val="single" w:color="CBD5E1" w:sz="4"/>
-              <w:bottom w:val="single" w:color="CBD5E1" w:sz="4"/>
-              <w:right w:val="single" w:color="CBD5E1" w:sz="4"/>
-            </w:tcBorders>
-            <w:tcMar>
-              <w:top w:type="dxa" w:w="60"/>
-              <w:left w:type="dxa" w:w="80"/>
-              <w:bottom w:type="dxa" w:w="60"/>
-              <w:right w:type="dxa" w:w="80"/>
-            </w:tcMar>
-          </w:tcPr>
-          <w:p>
-            <w:pPr>
-              <w:spacing w:after="0" w:before="200"/>
-            </w:pPr>
-          </w:p>
-          <w:p>
-            <w:pPr>
-              <w:pBdr>
-                <w:bottom w:val="single" w:color="0C2340" w:sz="8"/>
-              </w:pBdr>
-              <w:spacing w:after="10" w:before="0"/>
-            </w:pPr>
-          </w:p>
-          <w:p>
-            <w:pPr>
-              <w:spacing w:after="90" w:before="0"/>
-            </w:pPr>
-            <w:r>
-              <w:rPr>
-                <w:rFonts w:ascii="Aptos" w:cs="Aptos" w:eastAsia="Aptos" w:hAnsi="Aptos"/>
-                <w:b/>
-                <w:bCs/>
-                <w:color w:val="64748B"/>
-                <w:sz w:val="14"/>
-                <w:szCs w:val="14"/>
-              </w:rPr>
-              <w:t xml:space="preserve">SIGNATURE</w:t>
-            </w:r>
-          </w:p>
-          <w:p>
-            <w:pPr>
-              <w:spacing w:after="15" w:before="0"/>
-            </w:pPr>
-            <w:r>
-              <w:rPr>
-                <w:rFonts w:ascii="Aptos" w:cs="Aptos" w:eastAsia="Aptos" w:hAnsi="Aptos"/>
-                <w:b/>
-                <w:bCs/>
-                <w:color w:val="64748B"/>
-                <w:sz w:val="18"/>
-                <w:szCs w:val="18"/>
-              </w:rPr>
-              <w:t xml:space="preserve">NAME: </w:t>
-            </w:r>
-            <w:r>
-              <w:rPr>
-                <w:rFonts w:ascii="Aptos" w:cs="Aptos" w:eastAsia="Aptos" w:hAnsi="Aptos"/>
-                <w:color w:val="94A3B8"/>
-                <w:sz w:val="18"/>
-                <w:szCs w:val="18"/>
-              </w:rPr>
-              <w:t xml:space="preserve">______________________</w:t>
-            </w:r>
-          </w:p>
-          <w:p>
-            <w:pPr>
-              <w:spacing w:after="20" w:before="0"/>
-            </w:pPr>
-            <w:r>
-              <w:rPr>
-                <w:rFonts w:ascii="Aptos" w:cs="Aptos" w:eastAsia="Aptos" w:hAnsi="Aptos"/>
-                <w:b/>
-                <w:bCs/>
-                <w:color w:val="0C2340"/>
-                <w:sz w:val="19"/>
-                <w:szCs w:val="19"/>
-              </w:rPr>
-              <w:t xml:space="preserve">SGB SECRATARY</w:t>
-            </w:r>
-          </w:p>
-          <w:p>
-            <w:pPr>
-              <w:spacing w:after="0" w:before="40"/>
-              <w:jc w:val="right"/>
-            </w:pPr>
-            <w:r>
-              <w:rPr>
-                <w:rFonts w:ascii="Aptos" w:cs="Aptos" w:eastAsia="Aptos" w:hAnsi="Aptos"/>
-                <w:b/>
-                <w:bCs/>
-                <w:color w:val="64748B"/>
-                <w:sz w:val="18"/>
-                <w:szCs w:val="18"/>
-              </w:rPr>
-              <w:t xml:space="preserve">DATE: </w:t>
-            </w:r>
-            <w:r>
-              <w:rPr>
-                <w:rFonts w:ascii="Aptos" w:cs="Aptos" w:eastAsia="Aptos" w:hAnsi="Aptos"/>
-                <w:color w:val="94A3B8"/>
-                <w:sz w:val="18"/>
-                <w:szCs w:val="18"/>
-              </w:rPr>
-              <w:t xml:space="preserve">__________________</w:t>
-            </w:r>
-          </w:p>
-        </w:tc>
-        <w:tc>
-          <w:tcPr>
-            <w:tcW w:type="dxa" w:w="3590"/>
+            <w:tcW w:type="dxa" w:w="283"/>
             <w:tcBorders>
               <w:top w:val="none"/>
               <w:left w:val="none"/>
@@ -2679,7 +2386,466 @@
         </w:tc>
         <w:tc>
           <w:tcPr>
-            <w:tcW w:type="dxa" w:w="3590"/>
+            <w:tcW w:type="dxa" w:w="3401"/>
+            <w:tcBorders>
+              <w:top w:val="single" w:color="CBD5E1" w:sz="4"/>
+              <w:left w:val="single" w:color="CBD5E1" w:sz="4"/>
+              <w:bottom w:val="single" w:color="CBD5E1" w:sz="4"/>
+              <w:right w:val="single" w:color="CBD5E1" w:sz="4"/>
+            </w:tcBorders>
+            <w:tcMar>
+              <w:top w:type="dxa" w:w="120"/>
+              <w:left w:type="dxa" w:w="140"/>
+              <w:bottom w:type="dxa" w:w="120"/>
+              <w:right w:type="dxa" w:w="140"/>
+            </w:tcMar>
+          </w:tcPr>
+          <w:p>
+            <w:pPr>
+              <w:spacing w:after="0" w:before="200"/>
+            </w:pPr>
+          </w:p>
+          <w:p>
+            <w:pPr>
+              <w:pBdr>
+                <w:bottom w:val="single" w:color="0C2340" w:sz="8"/>
+              </w:pBdr>
+              <w:spacing w:after="10" w:before="0"/>
+            </w:pPr>
+          </w:p>
+          <w:p>
+            <w:pPr>
+              <w:spacing w:after="90" w:before="0"/>
+            </w:pPr>
+            <w:r>
+              <w:rPr>
+                <w:rFonts w:ascii="Aptos" w:cs="Aptos" w:eastAsia="Aptos" w:hAnsi="Aptos"/>
+                <w:b/>
+                <w:bCs/>
+                <w:color w:val="64748B"/>
+                <w:sz w:val="14"/>
+                <w:szCs w:val="14"/>
+              </w:rPr>
+              <w:t xml:space="preserve">SIGNATURE</w:t>
+            </w:r>
+          </w:p>
+          <w:p>
+            <w:pPr>
+              <w:spacing w:after="15" w:before="0"/>
+            </w:pPr>
+            <w:r>
+              <w:rPr>
+                <w:rFonts w:ascii="Aptos" w:cs="Aptos" w:eastAsia="Aptos" w:hAnsi="Aptos"/>
+                <w:b/>
+                <w:bCs/>
+                <w:color w:val="64748B"/>
+                <w:sz w:val="18"/>
+                <w:szCs w:val="18"/>
+              </w:rPr>
+              <w:t xml:space="preserve">NAME: </w:t>
+            </w:r>
+            <w:r>
+              <w:rPr>
+                <w:rFonts w:ascii="Aptos" w:cs="Aptos" w:eastAsia="Aptos" w:hAnsi="Aptos"/>
+                <w:color w:val="94A3B8"/>
+                <w:sz w:val="18"/>
+                <w:szCs w:val="18"/>
+              </w:rPr>
+              <w:t xml:space="preserve">______________________</w:t>
+            </w:r>
+          </w:p>
+          <w:p>
+            <w:pPr>
+              <w:spacing w:after="20" w:before="0"/>
+            </w:pPr>
+            <w:r>
+              <w:rPr>
+                <w:rFonts w:ascii="Aptos" w:cs="Aptos" w:eastAsia="Aptos" w:hAnsi="Aptos"/>
+                <w:b/>
+                <w:bCs/>
+                <w:color w:val="0C2340"/>
+                <w:sz w:val="19"/>
+                <w:szCs w:val="19"/>
+              </w:rPr>
+              <w:t xml:space="preserve">SGB TREASURER</w:t>
+            </w:r>
+          </w:p>
+          <w:p>
+            <w:pPr>
+              <w:spacing w:after="0" w:before="40"/>
+              <w:jc w:val="right"/>
+            </w:pPr>
+            <w:r>
+              <w:rPr>
+                <w:rFonts w:ascii="Aptos" w:cs="Aptos" w:eastAsia="Aptos" w:hAnsi="Aptos"/>
+                <w:b/>
+                <w:bCs/>
+                <w:color w:val="64748B"/>
+                <w:sz w:val="18"/>
+                <w:szCs w:val="18"/>
+              </w:rPr>
+              <w:t xml:space="preserve">DATE: </w:t>
+            </w:r>
+            <w:r>
+              <w:rPr>
+                <w:rFonts w:ascii="Aptos" w:cs="Aptos" w:eastAsia="Aptos" w:hAnsi="Aptos"/>
+                <w:color w:val="94A3B8"/>
+                <w:sz w:val="18"/>
+                <w:szCs w:val="18"/>
+              </w:rPr>
+              <w:t xml:space="preserve">__________________</w:t>
+            </w:r>
+          </w:p>
+        </w:tc>
+        <w:tc>
+          <w:tcPr>
+            <w:tcW w:type="dxa" w:w="283"/>
+            <w:tcBorders>
+              <w:top w:val="none"/>
+              <w:left w:val="none"/>
+              <w:bottom w:val="none"/>
+              <w:right w:val="none"/>
+            </w:tcBorders>
+            <w:tcMar>
+              <w:top w:type="dxa" w:w="0"/>
+              <w:left w:type="dxa" w:w="0"/>
+              <w:bottom w:type="dxa" w:w="0"/>
+              <w:right w:type="dxa" w:w="0"/>
+            </w:tcMar>
+          </w:tcPr>
+          <w:p>
+            <w:pPr>
+              <w:spacing w:after="0" w:before="0"/>
+            </w:pPr>
+          </w:p>
+        </w:tc>
+        <w:tc>
+          <w:tcPr>
+            <w:tcW w:type="dxa" w:w="3401"/>
+            <w:tcBorders>
+              <w:top w:val="single" w:color="CBD5E1" w:sz="4"/>
+              <w:left w:val="single" w:color="CBD5E1" w:sz="4"/>
+              <w:bottom w:val="single" w:color="CBD5E1" w:sz="4"/>
+              <w:right w:val="single" w:color="CBD5E1" w:sz="4"/>
+            </w:tcBorders>
+            <w:tcMar>
+              <w:top w:type="dxa" w:w="120"/>
+              <w:left w:type="dxa" w:w="140"/>
+              <w:bottom w:type="dxa" w:w="120"/>
+              <w:right w:type="dxa" w:w="140"/>
+            </w:tcMar>
+          </w:tcPr>
+          <w:p>
+            <w:pPr>
+              <w:spacing w:after="0" w:before="200"/>
+            </w:pPr>
+          </w:p>
+          <w:p>
+            <w:pPr>
+              <w:pBdr>
+                <w:bottom w:val="single" w:color="0C2340" w:sz="8"/>
+              </w:pBdr>
+              <w:spacing w:after="10" w:before="0"/>
+            </w:pPr>
+          </w:p>
+          <w:p>
+            <w:pPr>
+              <w:spacing w:after="90" w:before="0"/>
+            </w:pPr>
+            <w:r>
+              <w:rPr>
+                <w:rFonts w:ascii="Aptos" w:cs="Aptos" w:eastAsia="Aptos" w:hAnsi="Aptos"/>
+                <w:b/>
+                <w:bCs/>
+                <w:color w:val="64748B"/>
+                <w:sz w:val="14"/>
+                <w:szCs w:val="14"/>
+              </w:rPr>
+              <w:t xml:space="preserve">SIGNATURE</w:t>
+            </w:r>
+          </w:p>
+          <w:p>
+            <w:pPr>
+              <w:spacing w:after="15" w:before="0"/>
+            </w:pPr>
+            <w:r>
+              <w:rPr>
+                <w:rFonts w:ascii="Aptos" w:cs="Aptos" w:eastAsia="Aptos" w:hAnsi="Aptos"/>
+                <w:b/>
+                <w:bCs/>
+                <w:color w:val="64748B"/>
+                <w:sz w:val="18"/>
+                <w:szCs w:val="18"/>
+              </w:rPr>
+              <w:t xml:space="preserve">NAME: </w:t>
+            </w:r>
+            <w:r>
+              <w:rPr>
+                <w:rFonts w:ascii="Aptos" w:cs="Aptos" w:eastAsia="Aptos" w:hAnsi="Aptos"/>
+                <w:color w:val="94A3B8"/>
+                <w:sz w:val="18"/>
+                <w:szCs w:val="18"/>
+              </w:rPr>
+              <w:t xml:space="preserve">______________________</w:t>
+            </w:r>
+          </w:p>
+          <w:p>
+            <w:pPr>
+              <w:spacing w:after="20" w:before="0"/>
+            </w:pPr>
+            <w:r>
+              <w:rPr>
+                <w:rFonts w:ascii="Aptos" w:cs="Aptos" w:eastAsia="Aptos" w:hAnsi="Aptos"/>
+                <w:b/>
+                <w:bCs/>
+                <w:color w:val="0C2340"/>
+                <w:sz w:val="19"/>
+                <w:szCs w:val="19"/>
+              </w:rPr>
+              <w:t xml:space="preserve">SCHOOL PRINCIPAL</w:t>
+            </w:r>
+          </w:p>
+          <w:p>
+            <w:pPr>
+              <w:spacing w:after="0" w:before="40"/>
+              <w:jc w:val="right"/>
+            </w:pPr>
+            <w:r>
+              <w:rPr>
+                <w:rFonts w:ascii="Aptos" w:cs="Aptos" w:eastAsia="Aptos" w:hAnsi="Aptos"/>
+                <w:b/>
+                <w:bCs/>
+                <w:color w:val="64748B"/>
+                <w:sz w:val="18"/>
+                <w:szCs w:val="18"/>
+              </w:rPr>
+              <w:t xml:space="preserve">DATE: </w:t>
+            </w:r>
+            <w:r>
+              <w:rPr>
+                <w:rFonts w:ascii="Aptos" w:cs="Aptos" w:eastAsia="Aptos" w:hAnsi="Aptos"/>
+                <w:color w:val="94A3B8"/>
+                <w:sz w:val="18"/>
+                <w:szCs w:val="18"/>
+              </w:rPr>
+              <w:t xml:space="preserve">__________________</w:t>
+            </w:r>
+          </w:p>
+        </w:tc>
+      </w:tr>
+      <w:tr>
+        <w:trPr>
+          <w:cantSplit/>
+        </w:trPr>
+        <w:tc>
+          <w:tcPr>
+            <w:gridSpan w:val="5"/>
+            <w:tcBorders>
+              <w:top w:val="none"/>
+              <w:left w:val="none"/>
+              <w:bottom w:val="none"/>
+              <w:right w:val="none"/>
+            </w:tcBorders>
+            <w:tcMar>
+              <w:top w:type="dxa" w:w="0"/>
+              <w:left w:type="dxa" w:w="0"/>
+              <w:bottom w:type="dxa" w:w="0"/>
+              <w:right w:type="dxa" w:w="0"/>
+            </w:tcMar>
+          </w:tcPr>
+          <w:p>
+            <w:pPr>
+              <w:spacing w:after="0" w:before="140"/>
+            </w:pPr>
+          </w:p>
+        </w:tc>
+      </w:tr>
+      <w:tr>
+        <w:trPr>
+          <w:cantSplit/>
+        </w:trPr>
+        <w:tc>
+          <w:tcPr>
+            <w:tcW w:type="dxa" w:w="3401"/>
+            <w:tcBorders>
+              <w:top w:val="single" w:color="CBD5E1" w:sz="4"/>
+              <w:left w:val="single" w:color="CBD5E1" w:sz="4"/>
+              <w:bottom w:val="single" w:color="CBD5E1" w:sz="4"/>
+              <w:right w:val="single" w:color="CBD5E1" w:sz="4"/>
+            </w:tcBorders>
+            <w:tcMar>
+              <w:top w:type="dxa" w:w="120"/>
+              <w:left w:type="dxa" w:w="140"/>
+              <w:bottom w:type="dxa" w:w="120"/>
+              <w:right w:type="dxa" w:w="140"/>
+            </w:tcMar>
+          </w:tcPr>
+          <w:p>
+            <w:pPr>
+              <w:spacing w:after="0" w:before="200"/>
+            </w:pPr>
+          </w:p>
+          <w:p>
+            <w:pPr>
+              <w:pBdr>
+                <w:bottom w:val="single" w:color="0C2340" w:sz="8"/>
+              </w:pBdr>
+              <w:spacing w:after="10" w:before="0"/>
+            </w:pPr>
+          </w:p>
+          <w:p>
+            <w:pPr>
+              <w:spacing w:after="90" w:before="0"/>
+            </w:pPr>
+            <w:r>
+              <w:rPr>
+                <w:rFonts w:ascii="Aptos" w:cs="Aptos" w:eastAsia="Aptos" w:hAnsi="Aptos"/>
+                <w:b/>
+                <w:bCs/>
+                <w:color w:val="64748B"/>
+                <w:sz w:val="14"/>
+                <w:szCs w:val="14"/>
+              </w:rPr>
+              <w:t xml:space="preserve">SIGNATURE</w:t>
+            </w:r>
+          </w:p>
+          <w:p>
+            <w:pPr>
+              <w:spacing w:after="15" w:before="0"/>
+            </w:pPr>
+            <w:r>
+              <w:rPr>
+                <w:rFonts w:ascii="Aptos" w:cs="Aptos" w:eastAsia="Aptos" w:hAnsi="Aptos"/>
+                <w:b/>
+                <w:bCs/>
+                <w:color w:val="64748B"/>
+                <w:sz w:val="18"/>
+                <w:szCs w:val="18"/>
+              </w:rPr>
+              <w:t xml:space="preserve">NAME: </w:t>
+            </w:r>
+            <w:r>
+              <w:rPr>
+                <w:rFonts w:ascii="Aptos" w:cs="Aptos" w:eastAsia="Aptos" w:hAnsi="Aptos"/>
+                <w:color w:val="94A3B8"/>
+                <w:sz w:val="18"/>
+                <w:szCs w:val="18"/>
+              </w:rPr>
+              <w:t xml:space="preserve">______________________</w:t>
+            </w:r>
+          </w:p>
+          <w:p>
+            <w:pPr>
+              <w:spacing w:after="20" w:before="0"/>
+            </w:pPr>
+            <w:r>
+              <w:rPr>
+                <w:rFonts w:ascii="Aptos" w:cs="Aptos" w:eastAsia="Aptos" w:hAnsi="Aptos"/>
+                <w:b/>
+                <w:bCs/>
+                <w:color w:val="0C2340"/>
+                <w:sz w:val="19"/>
+                <w:szCs w:val="19"/>
+              </w:rPr>
+              <w:t xml:space="preserve">SGB SECRATARY</w:t>
+            </w:r>
+          </w:p>
+          <w:p>
+            <w:pPr>
+              <w:spacing w:after="0" w:before="40"/>
+              <w:jc w:val="right"/>
+            </w:pPr>
+            <w:r>
+              <w:rPr>
+                <w:rFonts w:ascii="Aptos" w:cs="Aptos" w:eastAsia="Aptos" w:hAnsi="Aptos"/>
+                <w:b/>
+                <w:bCs/>
+                <w:color w:val="64748B"/>
+                <w:sz w:val="18"/>
+                <w:szCs w:val="18"/>
+              </w:rPr>
+              <w:t xml:space="preserve">DATE: </w:t>
+            </w:r>
+            <w:r>
+              <w:rPr>
+                <w:rFonts w:ascii="Aptos" w:cs="Aptos" w:eastAsia="Aptos" w:hAnsi="Aptos"/>
+                <w:color w:val="94A3B8"/>
+                <w:sz w:val="18"/>
+                <w:szCs w:val="18"/>
+              </w:rPr>
+              <w:t xml:space="preserve">__________________</w:t>
+            </w:r>
+          </w:p>
+        </w:tc>
+        <w:tc>
+          <w:tcPr>
+            <w:tcW w:type="dxa" w:w="283"/>
+            <w:tcBorders>
+              <w:top w:val="none"/>
+              <w:left w:val="none"/>
+              <w:bottom w:val="none"/>
+              <w:right w:val="none"/>
+            </w:tcBorders>
+            <w:tcMar>
+              <w:top w:type="dxa" w:w="0"/>
+              <w:left w:type="dxa" w:w="0"/>
+              <w:bottom w:type="dxa" w:w="0"/>
+              <w:right w:type="dxa" w:w="0"/>
+            </w:tcMar>
+          </w:tcPr>
+          <w:p>
+            <w:pPr>
+              <w:spacing w:after="0" w:before="0"/>
+            </w:pPr>
+          </w:p>
+        </w:tc>
+        <w:tc>
+          <w:tcPr>
+            <w:tcW w:type="dxa" w:w="3401"/>
+            <w:tcBorders>
+              <w:top w:val="none"/>
+              <w:left w:val="none"/>
+              <w:bottom w:val="none"/>
+              <w:right w:val="none"/>
+            </w:tcBorders>
+            <w:tcMar>
+              <w:top w:type="dxa" w:w="0"/>
+              <w:left w:type="dxa" w:w="0"/>
+              <w:bottom w:type="dxa" w:w="0"/>
+              <w:right w:type="dxa" w:w="0"/>
+            </w:tcMar>
+          </w:tcPr>
+          <w:p>
+            <w:pPr>
+              <w:spacing w:after="0" w:before="0"/>
+            </w:pPr>
+          </w:p>
+        </w:tc>
+        <w:tc>
+          <w:tcPr>
+            <w:tcW w:type="dxa" w:w="283"/>
+            <w:tcBorders>
+              <w:top w:val="none"/>
+              <w:left w:val="none"/>
+              <w:bottom w:val="none"/>
+              <w:right w:val="none"/>
+            </w:tcBorders>
+            <w:tcMar>
+              <w:top w:type="dxa" w:w="0"/>
+              <w:left w:type="dxa" w:w="0"/>
+              <w:bottom w:type="dxa" w:w="0"/>
+              <w:right w:type="dxa" w:w="0"/>
+            </w:tcMar>
+          </w:tcPr>
+          <w:p>
+            <w:pPr>
+              <w:spacing w:after="0" w:before="0"/>
+            </w:pPr>
+          </w:p>
+        </w:tc>
+        <w:tc>
+          <w:tcPr>
+            <w:tcW w:type="dxa" w:w="3401"/>
             <w:tcBorders>
               <w:top w:val="none"/>
               <w:left w:val="none"/>

--- a/SGB_Functionality_Audit_2026/02_School_Mission_Statement/SCHOOL_MISSION_STATEMENT.docx
+++ b/SGB_Functionality_Audit_2026/02_School_Mission_Statement/SCHOOL_MISSION_STATEMENT.docx
@@ -760,7 +760,7 @@
     <w:p>
       <w:pPr>
         <w:keepLines/>
-        <w:spacing w:after="0" w:before="0" w:line="300"/>
+        <w:spacing w:after="0" w:before="0" w:line="276"/>
         <w:ind w:left="0"/>
         <w:jc w:val="both"/>
       </w:pPr>
@@ -816,7 +816,7 @@
     <w:p>
       <w:pPr>
         <w:keepLines/>
-        <w:spacing w:after="0" w:before="0" w:line="300"/>
+        <w:spacing w:after="0" w:before="0" w:line="276"/>
         <w:ind w:left="566"/>
         <w:jc w:val="both"/>
       </w:pPr>
@@ -872,7 +872,7 @@
     <w:p>
       <w:pPr>
         <w:keepLines/>
-        <w:spacing w:after="0" w:before="0" w:line="300"/>
+        <w:spacing w:after="0" w:before="0" w:line="276"/>
         <w:ind w:left="566"/>
         <w:jc w:val="both"/>
       </w:pPr>
@@ -889,7 +889,7 @@
     <w:p>
       <w:pPr>
         <w:keepLines/>
-        <w:spacing w:after="0" w:before="100" w:line="300"/>
+        <w:spacing w:after="0" w:before="100" w:line="276"/>
         <w:ind w:left="566"/>
         <w:jc w:val="both"/>
       </w:pPr>
@@ -945,7 +945,7 @@
     <w:p>
       <w:pPr>
         <w:keepLines/>
-        <w:spacing w:after="0" w:before="0" w:line="300"/>
+        <w:spacing w:after="0" w:before="0" w:line="276"/>
         <w:ind w:left="566"/>
         <w:jc w:val="both"/>
       </w:pPr>
@@ -1001,7 +1001,7 @@
     <w:p>
       <w:pPr>
         <w:keepLines/>
-        <w:spacing w:after="0" w:before="0" w:line="300"/>
+        <w:spacing w:after="0" w:before="0" w:line="276"/>
         <w:ind w:left="566"/>
         <w:jc w:val="both"/>
       </w:pPr>
@@ -1018,7 +1018,7 @@
     <w:p>
       <w:pPr>
         <w:keepLines/>
-        <w:spacing w:after="0" w:before="100" w:line="300"/>
+        <w:spacing w:after="0" w:before="100" w:line="276"/>
         <w:ind w:left="566"/>
         <w:jc w:val="both"/>
       </w:pPr>
@@ -1035,7 +1035,7 @@
     <w:p>
       <w:pPr>
         <w:keepLines/>
-        <w:spacing w:after="0" w:before="100" w:line="300"/>
+        <w:spacing w:after="0" w:before="100" w:line="276"/>
         <w:ind w:left="566"/>
         <w:jc w:val="both"/>
       </w:pPr>
@@ -1052,7 +1052,7 @@
     <w:p>
       <w:pPr>
         <w:keepLines/>
-        <w:spacing w:after="0" w:before="100" w:line="300"/>
+        <w:spacing w:after="0" w:before="100" w:line="276"/>
         <w:ind w:left="566"/>
         <w:jc w:val="both"/>
       </w:pPr>
@@ -1069,7 +1069,7 @@
     <w:p>
       <w:pPr>
         <w:keepLines/>
-        <w:spacing w:after="0" w:before="100" w:line="300"/>
+        <w:spacing w:after="0" w:before="100" w:line="276"/>
         <w:ind w:left="566"/>
         <w:jc w:val="both"/>
       </w:pPr>
@@ -1086,7 +1086,7 @@
     <w:p>
       <w:pPr>
         <w:keepLines/>
-        <w:spacing w:after="0" w:before="100" w:line="300"/>
+        <w:spacing w:after="0" w:before="100" w:line="276"/>
         <w:ind w:left="566"/>
         <w:jc w:val="both"/>
       </w:pPr>
@@ -1144,7 +1144,7 @@
         <w:tabs>
           <w:tab w:val="left" w:pos="566"/>
         </w:tabs>
-        <w:spacing w:after="0" w:before="100" w:line="300"/>
+        <w:spacing w:after="0" w:before="100" w:line="276"/>
         <w:ind w:left="566" w:hanging="566"/>
         <w:jc w:val="both"/>
       </w:pPr>
@@ -1182,7 +1182,7 @@
     <w:p>
       <w:pPr>
         <w:keepLines/>
-        <w:spacing w:after="0" w:before="0" w:line="300"/>
+        <w:spacing w:after="0" w:before="0" w:line="276"/>
         <w:ind w:left="566"/>
         <w:jc w:val="both"/>
       </w:pPr>
@@ -1201,7 +1201,7 @@
         <w:tabs>
           <w:tab w:val="left" w:pos="566"/>
         </w:tabs>
-        <w:spacing w:after="0" w:before="100" w:line="300"/>
+        <w:spacing w:after="0" w:before="100" w:line="276"/>
         <w:ind w:left="566" w:hanging="566"/>
         <w:jc w:val="both"/>
       </w:pPr>
@@ -1239,7 +1239,7 @@
     <w:p>
       <w:pPr>
         <w:keepLines/>
-        <w:spacing w:after="0" w:before="0" w:line="300"/>
+        <w:spacing w:after="0" w:before="0" w:line="276"/>
         <w:ind w:left="566"/>
         <w:jc w:val="both"/>
       </w:pPr>
@@ -1259,7 +1259,7 @@
         <w:tabs>
           <w:tab w:val="left" w:pos="1247"/>
         </w:tabs>
-        <w:spacing w:after="0" w:before="100" w:line="300"/>
+        <w:spacing w:after="0" w:before="100" w:line="276"/>
         <w:ind w:left="1247" w:hanging="680"/>
         <w:jc w:val="both"/>
       </w:pPr>
@@ -1297,7 +1297,7 @@
     <w:p>
       <w:pPr>
         <w:keepLines/>
-        <w:spacing w:after="0" w:before="0" w:line="300"/>
+        <w:spacing w:after="0" w:before="0" w:line="276"/>
         <w:ind w:left="1247"/>
         <w:jc w:val="both"/>
       </w:pPr>
@@ -1317,7 +1317,7 @@
         <w:tabs>
           <w:tab w:val="left" w:pos="1247"/>
         </w:tabs>
-        <w:spacing w:after="0" w:before="100" w:line="300"/>
+        <w:spacing w:after="0" w:before="100" w:line="276"/>
         <w:ind w:left="1247" w:hanging="680"/>
         <w:jc w:val="both"/>
       </w:pPr>
@@ -1355,7 +1355,7 @@
     <w:p>
       <w:pPr>
         <w:keepLines/>
-        <w:spacing w:after="0" w:before="0" w:line="300"/>
+        <w:spacing w:after="0" w:before="0" w:line="276"/>
         <w:ind w:left="1247"/>
         <w:jc w:val="both"/>
       </w:pPr>
@@ -1372,7 +1372,7 @@
     <w:p>
       <w:pPr>
         <w:keepLines/>
-        <w:spacing w:after="0" w:before="100" w:line="300"/>
+        <w:spacing w:after="0" w:before="100" w:line="276"/>
         <w:ind w:left="1247"/>
         <w:jc w:val="both"/>
       </w:pPr>
@@ -1392,7 +1392,7 @@
         <w:tabs>
           <w:tab w:val="left" w:pos="1247"/>
         </w:tabs>
-        <w:spacing w:after="0" w:before="100" w:line="300"/>
+        <w:spacing w:after="0" w:before="100" w:line="276"/>
         <w:ind w:left="1247" w:hanging="680"/>
         <w:jc w:val="both"/>
       </w:pPr>
@@ -1430,7 +1430,7 @@
     <w:p>
       <w:pPr>
         <w:keepLines/>
-        <w:spacing w:after="0" w:before="0" w:line="300"/>
+        <w:spacing w:after="0" w:before="0" w:line="276"/>
         <w:ind w:left="1247"/>
         <w:jc w:val="both"/>
       </w:pPr>
@@ -1447,7 +1447,7 @@
     <w:p>
       <w:pPr>
         <w:keepLines/>
-        <w:spacing w:after="0" w:before="100" w:line="300"/>
+        <w:spacing w:after="0" w:before="100" w:line="276"/>
         <w:ind w:left="1247"/>
         <w:jc w:val="both"/>
       </w:pPr>
@@ -1467,7 +1467,7 @@
         <w:tabs>
           <w:tab w:val="left" w:pos="1247"/>
         </w:tabs>
-        <w:spacing w:after="0" w:before="100" w:line="300"/>
+        <w:spacing w:after="0" w:before="100" w:line="276"/>
         <w:ind w:left="1247" w:hanging="680"/>
         <w:jc w:val="both"/>
       </w:pPr>
@@ -1505,7 +1505,7 @@
     <w:p>
       <w:pPr>
         <w:keepLines/>
-        <w:spacing w:after="0" w:before="0" w:line="300"/>
+        <w:spacing w:after="0" w:before="0" w:line="276"/>
         <w:ind w:left="1247"/>
         <w:jc w:val="both"/>
       </w:pPr>
@@ -1525,7 +1525,7 @@
         <w:tabs>
           <w:tab w:val="left" w:pos="1247"/>
         </w:tabs>
-        <w:spacing w:after="0" w:before="100" w:line="300"/>
+        <w:spacing w:after="0" w:before="100" w:line="276"/>
         <w:ind w:left="1247" w:hanging="680"/>
         <w:jc w:val="both"/>
       </w:pPr>
@@ -1563,7 +1563,7 @@
     <w:p>
       <w:pPr>
         <w:keepLines/>
-        <w:spacing w:after="0" w:before="0" w:line="300"/>
+        <w:spacing w:after="0" w:before="0" w:line="276"/>
         <w:ind w:left="1247"/>
         <w:jc w:val="both"/>
       </w:pPr>
@@ -1580,7 +1580,7 @@
     <w:p>
       <w:pPr>
         <w:keepLines/>
-        <w:spacing w:after="0" w:before="100" w:line="300"/>
+        <w:spacing w:after="0" w:before="100" w:line="276"/>
         <w:ind w:left="1247"/>
         <w:jc w:val="both"/>
       </w:pPr>
@@ -1597,7 +1597,7 @@
     <w:p>
       <w:pPr>
         <w:keepLines/>
-        <w:spacing w:after="0" w:before="100" w:line="300"/>
+        <w:spacing w:after="0" w:before="100" w:line="276"/>
         <w:ind w:left="1247"/>
         <w:jc w:val="both"/>
       </w:pPr>
@@ -1617,7 +1617,7 @@
         <w:tabs>
           <w:tab w:val="left" w:pos="1247"/>
         </w:tabs>
-        <w:spacing w:after="0" w:before="100" w:line="300"/>
+        <w:spacing w:after="0" w:before="100" w:line="276"/>
         <w:ind w:left="1247" w:hanging="680"/>
         <w:jc w:val="both"/>
       </w:pPr>
@@ -1655,7 +1655,7 @@
     <w:p>
       <w:pPr>
         <w:keepLines/>
-        <w:spacing w:after="0" w:before="0" w:line="300"/>
+        <w:spacing w:after="0" w:before="0" w:line="276"/>
         <w:ind w:left="1247"/>
         <w:jc w:val="both"/>
       </w:pPr>
@@ -1675,7 +1675,7 @@
         <w:tabs>
           <w:tab w:val="left" w:pos="1247"/>
         </w:tabs>
-        <w:spacing w:after="0" w:before="100" w:line="300"/>
+        <w:spacing w:after="0" w:before="100" w:line="276"/>
         <w:ind w:left="1247" w:hanging="680"/>
         <w:jc w:val="both"/>
       </w:pPr>
@@ -1713,7 +1713,7 @@
     <w:p>
       <w:pPr>
         <w:keepLines/>
-        <w:spacing w:after="0" w:before="0" w:line="300"/>
+        <w:spacing w:after="0" w:before="0" w:line="276"/>
         <w:ind w:left="1247"/>
         <w:jc w:val="both"/>
       </w:pPr>
@@ -1733,7 +1733,7 @@
         <w:tabs>
           <w:tab w:val="left" w:pos="1247"/>
         </w:tabs>
-        <w:spacing w:after="0" w:before="100" w:line="300"/>
+        <w:spacing w:after="0" w:before="100" w:line="276"/>
         <w:ind w:left="1247" w:hanging="680"/>
         <w:jc w:val="both"/>
       </w:pPr>
@@ -1771,7 +1771,7 @@
     <w:p>
       <w:pPr>
         <w:keepLines/>
-        <w:spacing w:after="0" w:before="0" w:line="300"/>
+        <w:spacing w:after="0" w:before="0" w:line="276"/>
         <w:ind w:left="1247"/>
         <w:jc w:val="both"/>
       </w:pPr>
@@ -1788,7 +1788,7 @@
     <w:p>
       <w:pPr>
         <w:keepLines/>
-        <w:spacing w:after="0" w:before="100" w:line="300"/>
+        <w:spacing w:after="0" w:before="100" w:line="276"/>
         <w:ind w:left="1247"/>
         <w:jc w:val="both"/>
       </w:pPr>
@@ -1808,7 +1808,7 @@
         <w:tabs>
           <w:tab w:val="left" w:pos="1247"/>
         </w:tabs>
-        <w:spacing w:after="0" w:before="100" w:line="300"/>
+        <w:spacing w:after="0" w:before="100" w:line="276"/>
         <w:ind w:left="1247" w:hanging="680"/>
         <w:jc w:val="both"/>
       </w:pPr>
@@ -1846,7 +1846,7 @@
     <w:p>
       <w:pPr>
         <w:keepLines/>
-        <w:spacing w:after="0" w:before="0" w:line="300"/>
+        <w:spacing w:after="0" w:before="0" w:line="276"/>
         <w:ind w:left="1247"/>
         <w:jc w:val="both"/>
       </w:pPr>
@@ -1866,7 +1866,7 @@
         <w:tabs>
           <w:tab w:val="left" w:pos="1247"/>
         </w:tabs>
-        <w:spacing w:after="0" w:before="100" w:line="300"/>
+        <w:spacing w:after="0" w:before="100" w:line="276"/>
         <w:ind w:left="1247" w:hanging="680"/>
         <w:jc w:val="both"/>
       </w:pPr>
@@ -1904,7 +1904,7 @@
     <w:p>
       <w:pPr>
         <w:keepLines/>
-        <w:spacing w:after="0" w:before="0" w:line="300"/>
+        <w:spacing w:after="0" w:before="0" w:line="276"/>
         <w:ind w:left="1247"/>
         <w:jc w:val="both"/>
       </w:pPr>
@@ -1921,7 +1921,7 @@
     <w:p>
       <w:pPr>
         <w:keepLines/>
-        <w:spacing w:after="0" w:before="100" w:line="300"/>
+        <w:spacing w:after="0" w:before="100" w:line="276"/>
         <w:ind w:left="1247"/>
         <w:jc w:val="both"/>
       </w:pPr>
@@ -1938,7 +1938,7 @@
     <w:p>
       <w:pPr>
         <w:keepLines/>
-        <w:spacing w:after="0" w:before="100" w:line="300"/>
+        <w:spacing w:after="0" w:before="100" w:line="276"/>
         <w:ind w:left="1247"/>
         <w:jc w:val="both"/>
       </w:pPr>
@@ -1955,7 +1955,7 @@
     <w:p>
       <w:pPr>
         <w:keepLines/>
-        <w:spacing w:after="0" w:before="100" w:line="300"/>
+        <w:spacing w:after="0" w:before="100" w:line="276"/>
         <w:ind w:left="1247"/>
         <w:jc w:val="both"/>
       </w:pPr>
@@ -1975,7 +1975,7 @@
         <w:tabs>
           <w:tab w:val="left" w:pos="1247"/>
         </w:tabs>
-        <w:spacing w:after="0" w:before="100" w:line="300"/>
+        <w:spacing w:after="0" w:before="100" w:line="276"/>
         <w:ind w:left="1247" w:hanging="680"/>
         <w:jc w:val="both"/>
       </w:pPr>
@@ -2013,7 +2013,7 @@
     <w:p>
       <w:pPr>
         <w:keepLines/>
-        <w:spacing w:after="0" w:before="0" w:line="300"/>
+        <w:spacing w:after="0" w:before="0" w:line="276"/>
         <w:ind w:left="1247"/>
         <w:jc w:val="both"/>
       </w:pPr>
@@ -2030,7 +2030,7 @@
     <w:p>
       <w:pPr>
         <w:keepLines/>
-        <w:spacing w:after="0" w:before="100" w:line="300"/>
+        <w:spacing w:after="0" w:before="100" w:line="276"/>
         <w:ind w:left="1247"/>
         <w:jc w:val="both"/>
       </w:pPr>
@@ -2047,7 +2047,7 @@
     <w:p>
       <w:pPr>
         <w:keepLines/>
-        <w:spacing w:after="0" w:before="100" w:line="300"/>
+        <w:spacing w:after="0" w:before="100" w:line="276"/>
         <w:ind w:left="1247"/>
         <w:jc w:val="both"/>
       </w:pPr>
@@ -2064,7 +2064,7 @@
     <w:p>
       <w:pPr>
         <w:keepLines/>
-        <w:spacing w:after="0" w:before="100" w:line="300"/>
+        <w:spacing w:after="0" w:before="100" w:line="276"/>
         <w:ind w:left="1247"/>
         <w:jc w:val="both"/>
       </w:pPr>
@@ -2083,7 +2083,7 @@
         <w:tabs>
           <w:tab w:val="left" w:pos="566"/>
         </w:tabs>
-        <w:spacing w:after="0" w:before="100" w:line="300"/>
+        <w:spacing w:after="0" w:before="100" w:line="276"/>
         <w:ind w:left="566" w:hanging="566"/>
         <w:jc w:val="both"/>
       </w:pPr>
@@ -2121,7 +2121,7 @@
     <w:p>
       <w:pPr>
         <w:keepLines/>
-        <w:spacing w:after="0" w:before="0" w:line="300"/>
+        <w:spacing w:after="0" w:before="0" w:line="276"/>
         <w:ind w:left="566"/>
         <w:jc w:val="both"/>
       </w:pPr>
@@ -2138,7 +2138,7 @@
     <w:p>
       <w:pPr>
         <w:keepLines/>
-        <w:spacing w:after="0" w:before="100" w:line="300"/>
+        <w:spacing w:after="0" w:before="100" w:line="276"/>
         <w:ind w:left="566"/>
         <w:jc w:val="both"/>
       </w:pPr>
@@ -2157,23 +2157,54 @@
         <w:pageBreakBefore/>
         <w:spacing w:after="0" w:before="0"/>
       </w:pPr>
+    </w:p>
+    <w:p>
+      <w:pPr>
+        <w:keepLines/>
+        <w:spacing w:after="40" w:before="160"/>
+      </w:pPr>
+      <w:r>
+        <w:rPr>
+          <w:rFonts w:ascii="Aptos" w:cs="Aptos" w:eastAsia="Aptos" w:hAnsi="Aptos"/>
+          <w:b/>
+          <w:bCs/>
+          <w:color w:val="0C2340"/>
+          <w:sz w:val="22"/>
+          <w:szCs w:val="22"/>
+        </w:rPr>
+        <w:t xml:space="preserve">ADOPTION AND SIGN-OFF RESOLUTION</w:t>
+      </w:r>
+    </w:p>
+    <w:p>
+      <w:pPr>
+        <w:keepLines/>
+        <w:spacing w:after="120" w:before="20" w:line="276"/>
+        <w:jc w:val="both"/>
+      </w:pPr>
+      <w:r>
+        <w:rPr>
+          <w:rFonts w:ascii="Aptos" w:cs="Aptos" w:eastAsia="Aptos" w:hAnsi="Aptos"/>
+          <w:color w:val="1A1A1A"/>
+          <w:sz w:val="20"/>
+          <w:szCs w:val="20"/>
+        </w:rPr>
+        <w:t xml:space="preserve">This School Mission Statement was formally accepted, approved, and signed at a meeting of the Governing Body of the Lady Grey Arts Academy.</w:t>
+      </w:r>
     </w:p>
     <w:tbl>
       <w:tblPr>
         <w:tblW w:type="dxa" w:w="10771"/>
         <w:jc w:val="center"/>
         <w:tblBorders>
-          <w:top w:val="single" w:color="auto" w:sz="4"/>
-          <w:left w:val="single" w:color="auto" w:sz="4"/>
-          <w:bottom w:val="single" w:color="auto" w:sz="4"/>
-          <w:right w:val="single" w:color="auto" w:sz="4"/>
-          <w:insideH w:val="single" w:color="auto" w:sz="4"/>
-          <w:insideV w:val="single" w:color="auto" w:sz="4"/>
+          <w:top w:val="none"/>
+          <w:left w:val="none"/>
+          <w:bottom w:val="none"/>
+          <w:right w:val="none"/>
+          <w:insideH w:val="none"/>
+          <w:insideV w:val="none"/>
         </w:tblBorders>
       </w:tblPr>
       <w:tblGrid>
-        <w:gridCol w:w="100"/>
-        <w:gridCol w:w="100"/>
         <w:gridCol w:w="100"/>
         <w:gridCol w:w="100"/>
         <w:gridCol w:w="100"/>
@@ -2184,19 +2215,77 @@
         </w:trPr>
         <w:tc>
           <w:tcPr>
-            <w:tcW w:type="dxa" w:w="10771"/>
-            <w:gridSpan w:val="5"/>
+            <w:tcW w:type="dxa" w:w="3590"/>
+            <w:tcBorders>
+              <w:top w:val="none"/>
+              <w:left w:val="none"/>
+              <w:bottom w:val="none"/>
+              <w:right w:val="none"/>
+            </w:tcBorders>
             <w:tcMar>
-              <w:top w:type="dxa" w:w="160"/>
-              <w:left w:type="dxa" w:w="0"/>
-              <w:bottom w:type="dxa" w:w="40"/>
-              <w:right w:type="dxa" w:w="0"/>
+              <w:top w:type="dxa" w:w="40"/>
+              <w:left w:type="dxa" w:w="140"/>
+              <w:bottom w:type="dxa" w:w="80"/>
+              <w:right w:type="dxa" w:w="140"/>
             </w:tcMar>
           </w:tcPr>
           <w:p>
             <w:pPr>
-              <w:keepLines/>
-              <w:spacing w:after="40" w:before="160"/>
+              <w:spacing w:after="0" w:before="180"/>
+            </w:pPr>
+          </w:p>
+          <w:p>
+            <w:pPr>
+              <w:pBdr>
+                <w:bottom w:val="single" w:color="0C2340" w:sz="8"/>
+              </w:pBdr>
+              <w:spacing w:after="10" w:before="0"/>
+            </w:pPr>
+          </w:p>
+          <w:p>
+            <w:pPr>
+              <w:spacing w:after="90" w:before="0"/>
+            </w:pPr>
+            <w:r>
+              <w:rPr>
+                <w:rFonts w:ascii="Aptos" w:cs="Aptos" w:eastAsia="Aptos" w:hAnsi="Aptos"/>
+                <w:b/>
+                <w:bCs/>
+                <w:color w:val="64748B"/>
+                <w:sz w:val="14"/>
+                <w:szCs w:val="14"/>
+              </w:rPr>
+              <w:t xml:space="preserve">SIGNATURE</w:t>
+            </w:r>
+          </w:p>
+          <w:p>
+            <w:pPr>
+              <w:spacing w:after="15" w:before="0"/>
+            </w:pPr>
+            <w:r>
+              <w:rPr>
+                <w:rFonts w:ascii="Aptos" w:cs="Aptos" w:eastAsia="Aptos" w:hAnsi="Aptos"/>
+                <w:b/>
+                <w:bCs/>
+                <w:color w:val="64748B"/>
+                <w:sz w:val="18"/>
+                <w:szCs w:val="18"/>
+              </w:rPr>
+              <w:t xml:space="preserve">NAME: </w:t>
+            </w:r>
+            <w:r>
+              <w:rPr>
+                <w:rFonts w:ascii="Aptos" w:cs="Aptos" w:eastAsia="Aptos" w:hAnsi="Aptos"/>
+                <w:color w:val="94A3B8"/>
+                <w:sz w:val="18"/>
+                <w:szCs w:val="18"/>
+              </w:rPr>
+              <w:t xml:space="preserve">______________________</w:t>
+            </w:r>
+          </w:p>
+          <w:p>
+            <w:pPr>
+              <w:spacing w:after="20" w:before="0"/>
             </w:pPr>
             <w:r>
               <w:rPr>
@@ -2204,10 +2293,262 @@
                 <w:b/>
                 <w:bCs/>
                 <w:color w:val="0C2340"/>
-                <w:sz w:val="22"/>
-                <w:szCs w:val="22"/>
-              </w:rPr>
-              <w:t xml:space="preserve">ADOPTION AND SIGN-OFF RESOLUTION</w:t>
+                <w:sz w:val="19"/>
+                <w:szCs w:val="19"/>
+              </w:rPr>
+              <w:t xml:space="preserve">SGB CHAIRPERSON</w:t>
+            </w:r>
+          </w:p>
+          <w:p>
+            <w:pPr>
+              <w:spacing w:after="0" w:before="40"/>
+              <w:jc w:val="right"/>
+            </w:pPr>
+            <w:r>
+              <w:rPr>
+                <w:rFonts w:ascii="Aptos" w:cs="Aptos" w:eastAsia="Aptos" w:hAnsi="Aptos"/>
+                <w:b/>
+                <w:bCs/>
+                <w:color w:val="64748B"/>
+                <w:sz w:val="18"/>
+                <w:szCs w:val="18"/>
+              </w:rPr>
+              <w:t xml:space="preserve">DATE: </w:t>
+            </w:r>
+            <w:r>
+              <w:rPr>
+                <w:rFonts w:ascii="Aptos" w:cs="Aptos" w:eastAsia="Aptos" w:hAnsi="Aptos"/>
+                <w:color w:val="94A3B8"/>
+                <w:sz w:val="18"/>
+                <w:szCs w:val="18"/>
+              </w:rPr>
+              <w:t xml:space="preserve">__________________</w:t>
+            </w:r>
+          </w:p>
+        </w:tc>
+        <w:tc>
+          <w:tcPr>
+            <w:tcW w:type="dxa" w:w="3590"/>
+            <w:tcBorders>
+              <w:top w:val="none"/>
+              <w:left w:val="none"/>
+              <w:bottom w:val="none"/>
+              <w:right w:val="none"/>
+            </w:tcBorders>
+            <w:tcMar>
+              <w:top w:type="dxa" w:w="40"/>
+              <w:left w:type="dxa" w:w="140"/>
+              <w:bottom w:type="dxa" w:w="80"/>
+              <w:right w:type="dxa" w:w="140"/>
+            </w:tcMar>
+          </w:tcPr>
+          <w:p>
+            <w:pPr>
+              <w:spacing w:after="0" w:before="180"/>
+            </w:pPr>
+          </w:p>
+          <w:p>
+            <w:pPr>
+              <w:pBdr>
+                <w:bottom w:val="single" w:color="0C2340" w:sz="8"/>
+              </w:pBdr>
+              <w:spacing w:after="10" w:before="0"/>
+            </w:pPr>
+          </w:p>
+          <w:p>
+            <w:pPr>
+              <w:spacing w:after="90" w:before="0"/>
+            </w:pPr>
+            <w:r>
+              <w:rPr>
+                <w:rFonts w:ascii="Aptos" w:cs="Aptos" w:eastAsia="Aptos" w:hAnsi="Aptos"/>
+                <w:b/>
+                <w:bCs/>
+                <w:color w:val="64748B"/>
+                <w:sz w:val="14"/>
+                <w:szCs w:val="14"/>
+              </w:rPr>
+              <w:t xml:space="preserve">SIGNATURE</w:t>
+            </w:r>
+          </w:p>
+          <w:p>
+            <w:pPr>
+              <w:spacing w:after="15" w:before="0"/>
+            </w:pPr>
+            <w:r>
+              <w:rPr>
+                <w:rFonts w:ascii="Aptos" w:cs="Aptos" w:eastAsia="Aptos" w:hAnsi="Aptos"/>
+                <w:b/>
+                <w:bCs/>
+                <w:color w:val="64748B"/>
+                <w:sz w:val="18"/>
+                <w:szCs w:val="18"/>
+              </w:rPr>
+              <w:t xml:space="preserve">NAME: </w:t>
+            </w:r>
+            <w:r>
+              <w:rPr>
+                <w:rFonts w:ascii="Aptos" w:cs="Aptos" w:eastAsia="Aptos" w:hAnsi="Aptos"/>
+                <w:color w:val="94A3B8"/>
+                <w:sz w:val="18"/>
+                <w:szCs w:val="18"/>
+              </w:rPr>
+              <w:t xml:space="preserve">______________________</w:t>
+            </w:r>
+          </w:p>
+          <w:p>
+            <w:pPr>
+              <w:spacing w:after="20" w:before="0"/>
+            </w:pPr>
+            <w:r>
+              <w:rPr>
+                <w:rFonts w:ascii="Aptos" w:cs="Aptos" w:eastAsia="Aptos" w:hAnsi="Aptos"/>
+                <w:b/>
+                <w:bCs/>
+                <w:color w:val="0C2340"/>
+                <w:sz w:val="19"/>
+                <w:szCs w:val="19"/>
+              </w:rPr>
+              <w:t xml:space="preserve">SGB TREASURER</w:t>
+            </w:r>
+          </w:p>
+          <w:p>
+            <w:pPr>
+              <w:spacing w:after="0" w:before="40"/>
+              <w:jc w:val="right"/>
+            </w:pPr>
+            <w:r>
+              <w:rPr>
+                <w:rFonts w:ascii="Aptos" w:cs="Aptos" w:eastAsia="Aptos" w:hAnsi="Aptos"/>
+                <w:b/>
+                <w:bCs/>
+                <w:color w:val="64748B"/>
+                <w:sz w:val="18"/>
+                <w:szCs w:val="18"/>
+              </w:rPr>
+              <w:t xml:space="preserve">DATE: </w:t>
+            </w:r>
+            <w:r>
+              <w:rPr>
+                <w:rFonts w:ascii="Aptos" w:cs="Aptos" w:eastAsia="Aptos" w:hAnsi="Aptos"/>
+                <w:color w:val="94A3B8"/>
+                <w:sz w:val="18"/>
+                <w:szCs w:val="18"/>
+              </w:rPr>
+              <w:t xml:space="preserve">__________________</w:t>
+            </w:r>
+          </w:p>
+        </w:tc>
+        <w:tc>
+          <w:tcPr>
+            <w:tcW w:type="dxa" w:w="3590"/>
+            <w:tcBorders>
+              <w:top w:val="none"/>
+              <w:left w:val="none"/>
+              <w:bottom w:val="none"/>
+              <w:right w:val="none"/>
+            </w:tcBorders>
+            <w:tcMar>
+              <w:top w:type="dxa" w:w="40"/>
+              <w:left w:type="dxa" w:w="140"/>
+              <w:bottom w:type="dxa" w:w="80"/>
+              <w:right w:type="dxa" w:w="140"/>
+            </w:tcMar>
+          </w:tcPr>
+          <w:p>
+            <w:pPr>
+              <w:spacing w:after="0" w:before="180"/>
+            </w:pPr>
+          </w:p>
+          <w:p>
+            <w:pPr>
+              <w:pBdr>
+                <w:bottom w:val="single" w:color="0C2340" w:sz="8"/>
+              </w:pBdr>
+              <w:spacing w:after="10" w:before="0"/>
+            </w:pPr>
+          </w:p>
+          <w:p>
+            <w:pPr>
+              <w:spacing w:after="90" w:before="0"/>
+            </w:pPr>
+            <w:r>
+              <w:rPr>
+                <w:rFonts w:ascii="Aptos" w:cs="Aptos" w:eastAsia="Aptos" w:hAnsi="Aptos"/>
+                <w:b/>
+                <w:bCs/>
+                <w:color w:val="64748B"/>
+                <w:sz w:val="14"/>
+                <w:szCs w:val="14"/>
+              </w:rPr>
+              <w:t xml:space="preserve">SIGNATURE</w:t>
+            </w:r>
+          </w:p>
+          <w:p>
+            <w:pPr>
+              <w:spacing w:after="15" w:before="0"/>
+            </w:pPr>
+            <w:r>
+              <w:rPr>
+                <w:rFonts w:ascii="Aptos" w:cs="Aptos" w:eastAsia="Aptos" w:hAnsi="Aptos"/>
+                <w:b/>
+                <w:bCs/>
+                <w:color w:val="64748B"/>
+                <w:sz w:val="18"/>
+                <w:szCs w:val="18"/>
+              </w:rPr>
+              <w:t xml:space="preserve">NAME: </w:t>
+            </w:r>
+            <w:r>
+              <w:rPr>
+                <w:rFonts w:ascii="Aptos" w:cs="Aptos" w:eastAsia="Aptos" w:hAnsi="Aptos"/>
+                <w:color w:val="94A3B8"/>
+                <w:sz w:val="18"/>
+                <w:szCs w:val="18"/>
+              </w:rPr>
+              <w:t xml:space="preserve">______________________</w:t>
+            </w:r>
+          </w:p>
+          <w:p>
+            <w:pPr>
+              <w:spacing w:after="20" w:before="0"/>
+            </w:pPr>
+            <w:r>
+              <w:rPr>
+                <w:rFonts w:ascii="Aptos" w:cs="Aptos" w:eastAsia="Aptos" w:hAnsi="Aptos"/>
+                <w:b/>
+                <w:bCs/>
+                <w:color w:val="0C2340"/>
+                <w:sz w:val="19"/>
+                <w:szCs w:val="19"/>
+              </w:rPr>
+              <w:t xml:space="preserve">SCHOOL PRINCIPAL</w:t>
+            </w:r>
+          </w:p>
+          <w:p>
+            <w:pPr>
+              <w:spacing w:after="0" w:before="40"/>
+              <w:jc w:val="right"/>
+            </w:pPr>
+            <w:r>
+              <w:rPr>
+                <w:rFonts w:ascii="Aptos" w:cs="Aptos" w:eastAsia="Aptos" w:hAnsi="Aptos"/>
+                <w:b/>
+                <w:bCs/>
+                <w:color w:val="64748B"/>
+                <w:sz w:val="18"/>
+                <w:szCs w:val="18"/>
+              </w:rPr>
+              <w:t xml:space="preserve">DATE: </w:t>
+            </w:r>
+            <w:r>
+              <w:rPr>
+                <w:rFonts w:ascii="Aptos" w:cs="Aptos" w:eastAsia="Aptos" w:hAnsi="Aptos"/>
+                <w:color w:val="94A3B8"/>
+                <w:sz w:val="18"/>
+                <w:szCs w:val="18"/>
+              </w:rPr>
+              <w:t xml:space="preserve">__________________</w:t>
             </w:r>
           </w:p>
         </w:tc>
@@ -2218,153 +2559,7 @@
         </w:trPr>
         <w:tc>
           <w:tcPr>
-            <w:tcW w:type="dxa" w:w="10771"/>
-            <w:gridSpan w:val="5"/>
-            <w:tcMar>
-              <w:top w:type="dxa" w:w="20"/>
-              <w:left w:type="dxa" w:w="0"/>
-              <w:bottom w:type="dxa" w:w="80"/>
-              <w:right w:type="dxa" w:w="0"/>
-            </w:tcMar>
-          </w:tcPr>
-          <w:p>
-            <w:pPr>
-              <w:keepLines/>
-              <w:spacing w:after="80" w:before="20" w:line="300"/>
-              <w:jc w:val="both"/>
-            </w:pPr>
-            <w:r>
-              <w:rPr>
-                <w:rFonts w:ascii="Aptos" w:cs="Aptos" w:eastAsia="Aptos" w:hAnsi="Aptos"/>
-                <w:color w:val="1A1A1A"/>
-                <w:sz w:val="20"/>
-                <w:szCs w:val="20"/>
-              </w:rPr>
-              <w:t xml:space="preserve">This School Mission Statement was formally accepted, approved, and signed at a meeting of the Governing Body of the Lady Grey Arts Academy.</w:t>
-            </w:r>
-          </w:p>
-        </w:tc>
-      </w:tr>
-      <w:tr>
-        <w:trPr>
-          <w:cantSplit/>
-        </w:trPr>
-        <w:tc>
-          <w:tcPr>
-            <w:tcW w:type="dxa" w:w="3401"/>
-            <w:tcBorders>
-              <w:top w:val="single" w:color="CBD5E1" w:sz="4"/>
-              <w:left w:val="single" w:color="CBD5E1" w:sz="4"/>
-              <w:bottom w:val="single" w:color="CBD5E1" w:sz="4"/>
-              <w:right w:val="single" w:color="CBD5E1" w:sz="4"/>
-            </w:tcBorders>
-            <w:tcMar>
-              <w:top w:type="dxa" w:w="120"/>
-              <w:left w:type="dxa" w:w="140"/>
-              <w:bottom w:type="dxa" w:w="120"/>
-              <w:right w:type="dxa" w:w="140"/>
-            </w:tcMar>
-          </w:tcPr>
-          <w:p>
-            <w:pPr>
-              <w:spacing w:after="0" w:before="200"/>
-            </w:pPr>
-          </w:p>
-          <w:p>
-            <w:pPr>
-              <w:pBdr>
-                <w:bottom w:val="single" w:color="0C2340" w:sz="8"/>
-              </w:pBdr>
-              <w:spacing w:after="10" w:before="0"/>
-            </w:pPr>
-          </w:p>
-          <w:p>
-            <w:pPr>
-              <w:spacing w:after="90" w:before="0"/>
-            </w:pPr>
-            <w:r>
-              <w:rPr>
-                <w:rFonts w:ascii="Aptos" w:cs="Aptos" w:eastAsia="Aptos" w:hAnsi="Aptos"/>
-                <w:b/>
-                <w:bCs/>
-                <w:color w:val="64748B"/>
-                <w:sz w:val="14"/>
-                <w:szCs w:val="14"/>
-              </w:rPr>
-              <w:t xml:space="preserve">SIGNATURE</w:t>
-            </w:r>
-          </w:p>
-          <w:p>
-            <w:pPr>
-              <w:spacing w:after="15" w:before="0"/>
-            </w:pPr>
-            <w:r>
-              <w:rPr>
-                <w:rFonts w:ascii="Aptos" w:cs="Aptos" w:eastAsia="Aptos" w:hAnsi="Aptos"/>
-                <w:b/>
-                <w:bCs/>
-                <w:color w:val="64748B"/>
-                <w:sz w:val="18"/>
-                <w:szCs w:val="18"/>
-              </w:rPr>
-              <w:t xml:space="preserve">NAME: </w:t>
-            </w:r>
-            <w:r>
-              <w:rPr>
-                <w:rFonts w:ascii="Aptos" w:cs="Aptos" w:eastAsia="Aptos" w:hAnsi="Aptos"/>
-                <w:color w:val="94A3B8"/>
-                <w:sz w:val="18"/>
-                <w:szCs w:val="18"/>
-              </w:rPr>
-              <w:t xml:space="preserve">______________________</w:t>
-            </w:r>
-          </w:p>
-          <w:p>
-            <w:pPr>
-              <w:spacing w:after="20" w:before="0"/>
-            </w:pPr>
-            <w:r>
-              <w:rPr>
-                <w:rFonts w:ascii="Aptos" w:cs="Aptos" w:eastAsia="Aptos" w:hAnsi="Aptos"/>
-                <w:b/>
-                <w:bCs/>
-                <w:color w:val="0C2340"/>
-                <w:sz w:val="19"/>
-                <w:szCs w:val="19"/>
-              </w:rPr>
-              <w:t xml:space="preserve">SGB CHAIRPERSON</w:t>
-            </w:r>
-          </w:p>
-          <w:p>
-            <w:pPr>
-              <w:spacing w:after="0" w:before="40"/>
-              <w:jc w:val="right"/>
-            </w:pPr>
-            <w:r>
-              <w:rPr>
-                <w:rFonts w:ascii="Aptos" w:cs="Aptos" w:eastAsia="Aptos" w:hAnsi="Aptos"/>
-                <w:b/>
-                <w:bCs/>
-                <w:color w:val="64748B"/>
-                <w:sz w:val="18"/>
-                <w:szCs w:val="18"/>
-              </w:rPr>
-              <w:t xml:space="preserve">DATE: </w:t>
-            </w:r>
-            <w:r>
-              <w:rPr>
-                <w:rFonts w:ascii="Aptos" w:cs="Aptos" w:eastAsia="Aptos" w:hAnsi="Aptos"/>
-                <w:color w:val="94A3B8"/>
-                <w:sz w:val="18"/>
-                <w:szCs w:val="18"/>
-              </w:rPr>
-              <w:t xml:space="preserve">__________________</w:t>
-            </w:r>
-          </w:p>
-        </w:tc>
-        <w:tc>
-          <w:tcPr>
-            <w:tcW w:type="dxa" w:w="283"/>
+            <w:tcW w:type="dxa" w:w="3590"/>
             <w:tcBorders>
               <w:top w:val="none"/>
               <w:left w:val="none"/>
@@ -2372,37 +2567,15 @@
               <w:right w:val="none"/>
             </w:tcBorders>
             <w:tcMar>
-              <w:top w:type="dxa" w:w="0"/>
-              <w:left w:type="dxa" w:w="0"/>
-              <w:bottom w:type="dxa" w:w="0"/>
-              <w:right w:type="dxa" w:w="0"/>
-            </w:tcMar>
-          </w:tcPr>
-          <w:p>
-            <w:pPr>
-              <w:spacing w:after="0" w:before="0"/>
-            </w:pPr>
-          </w:p>
-        </w:tc>
-        <w:tc>
-          <w:tcPr>
-            <w:tcW w:type="dxa" w:w="3401"/>
-            <w:tcBorders>
-              <w:top w:val="single" w:color="CBD5E1" w:sz="4"/>
-              <w:left w:val="single" w:color="CBD5E1" w:sz="4"/>
-              <w:bottom w:val="single" w:color="CBD5E1" w:sz="4"/>
-              <w:right w:val="single" w:color="CBD5E1" w:sz="4"/>
-            </w:tcBorders>
-            <w:tcMar>
-              <w:top w:type="dxa" w:w="120"/>
+              <w:top w:type="dxa" w:w="40"/>
               <w:left w:type="dxa" w:w="140"/>
-              <w:bottom w:type="dxa" w:w="120"/>
+              <w:bottom w:type="dxa" w:w="80"/>
               <w:right w:type="dxa" w:w="140"/>
             </w:tcMar>
           </w:tcPr>
           <w:p>
             <w:pPr>
-              <w:spacing w:after="0" w:before="200"/>
+              <w:spacing w:after="0" w:before="100"/>
             </w:pPr>
           </w:p>
           <w:p>
@@ -2467,7 +2640,7 @@
                 <w:sz w:val="19"/>
                 <w:szCs w:val="19"/>
               </w:rPr>
-              <w:t xml:space="preserve">SGB TREASURER</w:t>
+              <w:t xml:space="preserve">SGB SECRATARY</w:t>
             </w:r>
           </w:p>
           <w:p>
@@ -2495,374 +2668,6 @@
               </w:rPr>
               <w:t xml:space="preserve">__________________</w:t>
             </w:r>
-          </w:p>
-        </w:tc>
-        <w:tc>
-          <w:tcPr>
-            <w:tcW w:type="dxa" w:w="283"/>
-            <w:tcBorders>
-              <w:top w:val="none"/>
-              <w:left w:val="none"/>
-              <w:bottom w:val="none"/>
-              <w:right w:val="none"/>
-            </w:tcBorders>
-            <w:tcMar>
-              <w:top w:type="dxa" w:w="0"/>
-              <w:left w:type="dxa" w:w="0"/>
-              <w:bottom w:type="dxa" w:w="0"/>
-              <w:right w:type="dxa" w:w="0"/>
-            </w:tcMar>
-          </w:tcPr>
-          <w:p>
-            <w:pPr>
-              <w:spacing w:after="0" w:before="0"/>
-            </w:pPr>
-          </w:p>
-        </w:tc>
-        <w:tc>
-          <w:tcPr>
-            <w:tcW w:type="dxa" w:w="3401"/>
-            <w:tcBorders>
-              <w:top w:val="single" w:color="CBD5E1" w:sz="4"/>
-              <w:left w:val="single" w:color="CBD5E1" w:sz="4"/>
-              <w:bottom w:val="single" w:color="CBD5E1" w:sz="4"/>
-              <w:right w:val="single" w:color="CBD5E1" w:sz="4"/>
-            </w:tcBorders>
-            <w:tcMar>
-              <w:top w:type="dxa" w:w="120"/>
-              <w:left w:type="dxa" w:w="140"/>
-              <w:bottom w:type="dxa" w:w="120"/>
-              <w:right w:type="dxa" w:w="140"/>
-            </w:tcMar>
-          </w:tcPr>
-          <w:p>
-            <w:pPr>
-              <w:spacing w:after="0" w:before="200"/>
-            </w:pPr>
-          </w:p>
-          <w:p>
-            <w:pPr>
-              <w:pBdr>
-                <w:bottom w:val="single" w:color="0C2340" w:sz="8"/>
-              </w:pBdr>
-              <w:spacing w:after="10" w:before="0"/>
-            </w:pPr>
-          </w:p>
-          <w:p>
-            <w:pPr>
-              <w:spacing w:after="90" w:before="0"/>
-            </w:pPr>
-            <w:r>
-              <w:rPr>
-                <w:rFonts w:ascii="Aptos" w:cs="Aptos" w:eastAsia="Aptos" w:hAnsi="Aptos"/>
-                <w:b/>
-                <w:bCs/>
-                <w:color w:val="64748B"/>
-                <w:sz w:val="14"/>
-                <w:szCs w:val="14"/>
-              </w:rPr>
-              <w:t xml:space="preserve">SIGNATURE</w:t>
-            </w:r>
-          </w:p>
-          <w:p>
-            <w:pPr>
-              <w:spacing w:after="15" w:before="0"/>
-            </w:pPr>
-            <w:r>
-              <w:rPr>
-                <w:rFonts w:ascii="Aptos" w:cs="Aptos" w:eastAsia="Aptos" w:hAnsi="Aptos"/>
-                <w:b/>
-                <w:bCs/>
-                <w:color w:val="64748B"/>
-                <w:sz w:val="18"/>
-                <w:szCs w:val="18"/>
-              </w:rPr>
-              <w:t xml:space="preserve">NAME: </w:t>
-            </w:r>
-            <w:r>
-              <w:rPr>
-                <w:rFonts w:ascii="Aptos" w:cs="Aptos" w:eastAsia="Aptos" w:hAnsi="Aptos"/>
-                <w:color w:val="94A3B8"/>
-                <w:sz w:val="18"/>
-                <w:szCs w:val="18"/>
-              </w:rPr>
-              <w:t xml:space="preserve">______________________</w:t>
-            </w:r>
-          </w:p>
-          <w:p>
-            <w:pPr>
-              <w:spacing w:after="20" w:before="0"/>
-            </w:pPr>
-            <w:r>
-              <w:rPr>
-                <w:rFonts w:ascii="Aptos" w:cs="Aptos" w:eastAsia="Aptos" w:hAnsi="Aptos"/>
-                <w:b/>
-                <w:bCs/>
-                <w:color w:val="0C2340"/>
-                <w:sz w:val="19"/>
-                <w:szCs w:val="19"/>
-              </w:rPr>
-              <w:t xml:space="preserve">SCHOOL PRINCIPAL</w:t>
-            </w:r>
-          </w:p>
-          <w:p>
-            <w:pPr>
-              <w:spacing w:after="0" w:before="40"/>
-              <w:jc w:val="right"/>
-            </w:pPr>
-            <w:r>
-              <w:rPr>
-                <w:rFonts w:ascii="Aptos" w:cs="Aptos" w:eastAsia="Aptos" w:hAnsi="Aptos"/>
-                <w:b/>
-                <w:bCs/>
-                <w:color w:val="64748B"/>
-                <w:sz w:val="18"/>
-                <w:szCs w:val="18"/>
-              </w:rPr>
-              <w:t xml:space="preserve">DATE: </w:t>
-            </w:r>
-            <w:r>
-              <w:rPr>
-                <w:rFonts w:ascii="Aptos" w:cs="Aptos" w:eastAsia="Aptos" w:hAnsi="Aptos"/>
-                <w:color w:val="94A3B8"/>
-                <w:sz w:val="18"/>
-                <w:szCs w:val="18"/>
-              </w:rPr>
-              <w:t xml:space="preserve">__________________</w:t>
-            </w:r>
-          </w:p>
-        </w:tc>
-      </w:tr>
-      <w:tr>
-        <w:trPr>
-          <w:cantSplit/>
-        </w:trPr>
-        <w:tc>
-          <w:tcPr>
-            <w:gridSpan w:val="5"/>
-            <w:tcBorders>
-              <w:top w:val="none"/>
-              <w:left w:val="none"/>
-              <w:bottom w:val="none"/>
-              <w:right w:val="none"/>
-            </w:tcBorders>
-            <w:tcMar>
-              <w:top w:type="dxa" w:w="0"/>
-              <w:left w:type="dxa" w:w="0"/>
-              <w:bottom w:type="dxa" w:w="0"/>
-              <w:right w:type="dxa" w:w="0"/>
-            </w:tcMar>
-          </w:tcPr>
-          <w:p>
-            <w:pPr>
-              <w:spacing w:after="0" w:before="140"/>
-            </w:pPr>
-          </w:p>
-        </w:tc>
-      </w:tr>
-      <w:tr>
-        <w:trPr>
-          <w:cantSplit/>
-        </w:trPr>
-        <w:tc>
-          <w:tcPr>
-            <w:tcW w:type="dxa" w:w="3401"/>
-            <w:tcBorders>
-              <w:top w:val="single" w:color="CBD5E1" w:sz="4"/>
-              <w:left w:val="single" w:color="CBD5E1" w:sz="4"/>
-              <w:bottom w:val="single" w:color="CBD5E1" w:sz="4"/>
-              <w:right w:val="single" w:color="CBD5E1" w:sz="4"/>
-            </w:tcBorders>
-            <w:tcMar>
-              <w:top w:type="dxa" w:w="120"/>
-              <w:left w:type="dxa" w:w="140"/>
-              <w:bottom w:type="dxa" w:w="120"/>
-              <w:right w:type="dxa" w:w="140"/>
-            </w:tcMar>
-          </w:tcPr>
-          <w:p>
-            <w:pPr>
-              <w:spacing w:after="0" w:before="200"/>
-            </w:pPr>
-          </w:p>
-          <w:p>
-            <w:pPr>
-              <w:pBdr>
-                <w:bottom w:val="single" w:color="0C2340" w:sz="8"/>
-              </w:pBdr>
-              <w:spacing w:after="10" w:before="0"/>
-            </w:pPr>
-          </w:p>
-          <w:p>
-            <w:pPr>
-              <w:spacing w:after="90" w:before="0"/>
-            </w:pPr>
-            <w:r>
-              <w:rPr>
-                <w:rFonts w:ascii="Aptos" w:cs="Aptos" w:eastAsia="Aptos" w:hAnsi="Aptos"/>
-                <w:b/>
-                <w:bCs/>
-                <w:color w:val="64748B"/>
-                <w:sz w:val="14"/>
-                <w:szCs w:val="14"/>
-              </w:rPr>
-              <w:t xml:space="preserve">SIGNATURE</w:t>
-            </w:r>
-          </w:p>
-          <w:p>
-            <w:pPr>
-              <w:spacing w:after="15" w:before="0"/>
-            </w:pPr>
-            <w:r>
-              <w:rPr>
-                <w:rFonts w:ascii="Aptos" w:cs="Aptos" w:eastAsia="Aptos" w:hAnsi="Aptos"/>
-                <w:b/>
-                <w:bCs/>
-                <w:color w:val="64748B"/>
-                <w:sz w:val="18"/>
-                <w:szCs w:val="18"/>
-              </w:rPr>
-              <w:t xml:space="preserve">NAME: </w:t>
-            </w:r>
-            <w:r>
-              <w:rPr>
-                <w:rFonts w:ascii="Aptos" w:cs="Aptos" w:eastAsia="Aptos" w:hAnsi="Aptos"/>
-                <w:color w:val="94A3B8"/>
-                <w:sz w:val="18"/>
-                <w:szCs w:val="18"/>
-              </w:rPr>
-              <w:t xml:space="preserve">______________________</w:t>
-            </w:r>
-          </w:p>
-          <w:p>
-            <w:pPr>
-              <w:spacing w:after="20" w:before="0"/>
-            </w:pPr>
-            <w:r>
-              <w:rPr>
-                <w:rFonts w:ascii="Aptos" w:cs="Aptos" w:eastAsia="Aptos" w:hAnsi="Aptos"/>
-                <w:b/>
-                <w:bCs/>
-                <w:color w:val="0C2340"/>
-                <w:sz w:val="19"/>
-                <w:szCs w:val="19"/>
-              </w:rPr>
-              <w:t xml:space="preserve">SGB SECRATARY</w:t>
-            </w:r>
-          </w:p>
-          <w:p>
-            <w:pPr>
-              <w:spacing w:after="0" w:before="40"/>
-              <w:jc w:val="right"/>
-            </w:pPr>
-            <w:r>
-              <w:rPr>
-                <w:rFonts w:ascii="Aptos" w:cs="Aptos" w:eastAsia="Aptos" w:hAnsi="Aptos"/>
-                <w:b/>
-                <w:bCs/>
-                <w:color w:val="64748B"/>
-                <w:sz w:val="18"/>
-                <w:szCs w:val="18"/>
-              </w:rPr>
-              <w:t xml:space="preserve">DATE: </w:t>
-            </w:r>
-            <w:r>
-              <w:rPr>
-                <w:rFonts w:ascii="Aptos" w:cs="Aptos" w:eastAsia="Aptos" w:hAnsi="Aptos"/>
-                <w:color w:val="94A3B8"/>
-                <w:sz w:val="18"/>
-                <w:szCs w:val="18"/>
-              </w:rPr>
-              <w:t xml:space="preserve">__________________</w:t>
-            </w:r>
-          </w:p>
-        </w:tc>
-        <w:tc>
-          <w:tcPr>
-            <w:tcW w:type="dxa" w:w="283"/>
-            <w:tcBorders>
-              <w:top w:val="none"/>
-              <w:left w:val="none"/>
-              <w:bottom w:val="none"/>
-              <w:right w:val="none"/>
-            </w:tcBorders>
-            <w:tcMar>
-              <w:top w:type="dxa" w:w="0"/>
-              <w:left w:type="dxa" w:w="0"/>
-              <w:bottom w:type="dxa" w:w="0"/>
-              <w:right w:type="dxa" w:w="0"/>
-            </w:tcMar>
-          </w:tcPr>
-          <w:p>
-            <w:pPr>
-              <w:spacing w:after="0" w:before="0"/>
-            </w:pPr>
-          </w:p>
-        </w:tc>
-        <w:tc>
-          <w:tcPr>
-            <w:tcW w:type="dxa" w:w="3401"/>
-            <w:tcBorders>
-              <w:top w:val="none"/>
-              <w:left w:val="none"/>
-              <w:bottom w:val="none"/>
-              <w:right w:val="none"/>
-            </w:tcBorders>
-            <w:tcMar>
-              <w:top w:type="dxa" w:w="0"/>
-              <w:left w:type="dxa" w:w="0"/>
-              <w:bottom w:type="dxa" w:w="0"/>
-              <w:right w:type="dxa" w:w="0"/>
-            </w:tcMar>
-          </w:tcPr>
-          <w:p>
-            <w:pPr>
-              <w:spacing w:after="0" w:before="0"/>
-            </w:pPr>
-          </w:p>
-        </w:tc>
-        <w:tc>
-          <w:tcPr>
-            <w:tcW w:type="dxa" w:w="283"/>
-            <w:tcBorders>
-              <w:top w:val="none"/>
-              <w:left w:val="none"/>
-              <w:bottom w:val="none"/>
-              <w:right w:val="none"/>
-            </w:tcBorders>
-            <w:tcMar>
-              <w:top w:type="dxa" w:w="0"/>
-              <w:left w:type="dxa" w:w="0"/>
-              <w:bottom w:type="dxa" w:w="0"/>
-              <w:right w:type="dxa" w:w="0"/>
-            </w:tcMar>
-          </w:tcPr>
-          <w:p>
-            <w:pPr>
-              <w:spacing w:after="0" w:before="0"/>
-            </w:pPr>
-          </w:p>
-        </w:tc>
-        <w:tc>
-          <w:tcPr>
-            <w:tcW w:type="dxa" w:w="3401"/>
-            <w:tcBorders>
-              <w:top w:val="none"/>
-              <w:left w:val="none"/>
-              <w:bottom w:val="none"/>
-              <w:right w:val="none"/>
-            </w:tcBorders>
-            <w:tcMar>
-              <w:top w:type="dxa" w:w="0"/>
-              <w:left w:type="dxa" w:w="0"/>
-              <w:bottom w:type="dxa" w:w="0"/>
-              <w:right w:type="dxa" w:w="0"/>
-            </w:tcMar>
-          </w:tcPr>
-          <w:p>
-            <w:pPr>
-              <w:spacing w:after="0" w:before="0"/>
-            </w:pPr>
           </w:p>
         </w:tc>
       </w:tr>

--- a/SGB_Functionality_Audit_2026/02_School_Mission_Statement/SCHOOL_MISSION_STATEMENT.docx
+++ b/SGB_Functionality_Audit_2026/02_School_Mission_Statement/SCHOOL_MISSION_STATEMENT.docx
@@ -776,6 +776,7 @@
     </w:p>
     <w:p>
       <w:pPr>
+        <w:keepLines/>
         <w:tabs>
           <w:tab w:val="left" w:pos="566"/>
         </w:tabs>
@@ -832,6 +833,7 @@
     </w:p>
     <w:p>
       <w:pPr>
+        <w:keepLines/>
         <w:tabs>
           <w:tab w:val="left" w:pos="566"/>
         </w:tabs>
@@ -905,6 +907,7 @@
     </w:p>
     <w:p>
       <w:pPr>
+        <w:keepLines/>
         <w:tabs>
           <w:tab w:val="left" w:pos="566"/>
         </w:tabs>
@@ -961,6 +964,7 @@
     </w:p>
     <w:p>
       <w:pPr>
+        <w:keepLines/>
         <w:tabs>
           <w:tab w:val="left" w:pos="566"/>
         </w:tabs>
@@ -1102,6 +1106,7 @@
     </w:p>
     <w:p>
       <w:pPr>
+        <w:keepLines/>
         <w:tabs>
           <w:tab w:val="left" w:pos="566"/>
         </w:tabs>
@@ -1141,6 +1146,7 @@
     </w:p>
     <w:p>
       <w:pPr>
+        <w:keepLines/>
         <w:tabs>
           <w:tab w:val="left" w:pos="566"/>
         </w:tabs>
@@ -1198,6 +1204,7 @@
     </w:p>
     <w:p>
       <w:pPr>
+        <w:keepLines/>
         <w:tabs>
           <w:tab w:val="left" w:pos="566"/>
         </w:tabs>
@@ -2080,6 +2087,7 @@
     </w:p>
     <w:p>
       <w:pPr>
+        <w:keepLines/>
         <w:tabs>
           <w:tab w:val="left" w:pos="566"/>
         </w:tabs>
